--- a/6-过程管理/事件单/大屏稳定问题.docx
+++ b/6-过程管理/事件单/大屏稳定问题.docx
@@ -4,6 +4,7 @@
   <w:body>
     <w:tbl>
       <w:tblPr>
+        <w:tblStyle w:val="2"/>
         <w:tblW w:w="8070" w:type="dxa"/>
         <w:jc w:val="center"/>
         <w:tblBorders>
@@ -37,7 +38,6 @@
             <w:insideH w:val="none" w:color="auto" w:sz="0" w:space="0"/>
             <w:insideV w:val="none" w:color="auto" w:sz="0" w:space="0"/>
           </w:tblBorders>
-          <w:shd w:val="clear" w:color="auto" w:fill="FFFFFF"/>
           <w:tblCellMar>
             <w:top w:w="15" w:type="dxa"/>
             <w:left w:w="15" w:type="dxa"/>
@@ -103,7 +103,6 @@
                 <w:kern w:val="0"/>
                 <w:sz w:val="22"/>
                 <w:szCs w:val="22"/>
-                <w:bdr w:val="none" w:color="auto" w:sz="0" w:space="0"/>
                 <w:lang w:val="en-US" w:eastAsia="zh-CN" w:bidi="ar"/>
               </w:rPr>
               <w:t>问题名称</w:t>
@@ -160,7 +159,6 @@
                 <w:kern w:val="0"/>
                 <w:sz w:val="22"/>
                 <w:szCs w:val="22"/>
-                <w:bdr w:val="none" w:color="auto" w:sz="0" w:space="0"/>
                 <w:lang w:val="en-US" w:eastAsia="zh-CN" w:bidi="ar"/>
               </w:rPr>
               <w:t>大屏前端服务稳定性问题</w:t>
@@ -243,7 +241,6 @@
                 <w:kern w:val="0"/>
                 <w:sz w:val="22"/>
                 <w:szCs w:val="22"/>
-                <w:bdr w:val="none" w:color="auto" w:sz="0" w:space="0"/>
                 <w:lang w:val="en-US" w:eastAsia="zh-CN" w:bidi="ar"/>
               </w:rPr>
               <w:t>问题编号</w:t>
@@ -287,24 +284,71 @@
                 <w:spacing w:val="0"/>
                 <w:sz w:val="22"/>
                 <w:szCs w:val="22"/>
-              </w:rPr>
-            </w:pPr>
-            <w:r>
-              <w:rPr>
-                <w:rFonts w:hint="default" w:ascii="Segoe UI" w:hAnsi="Segoe UI" w:eastAsia="Segoe UI" w:cs="Segoe UI"/>
-                <w:i w:val="0"/>
-                <w:iCs w:val="0"/>
-                <w:caps w:val="0"/>
-                <w:color w:val="0F1115"/>
-                <w:spacing w:val="0"/>
-                <w:kern w:val="0"/>
-                <w:sz w:val="22"/>
-                <w:szCs w:val="22"/>
-                <w:bdr w:val="none" w:color="auto" w:sz="0" w:space="0"/>
-                <w:lang w:val="en-US" w:eastAsia="zh-CN" w:bidi="ar"/>
-              </w:rPr>
-              <w:t>QJ-PRB-2026-002</w:t>
-            </w:r>
+                <w:lang w:val="en-US"/>
+              </w:rPr>
+            </w:pPr>
+            <w:r>
+              <w:rPr>
+                <w:rFonts w:hint="default" w:ascii="Segoe UI" w:hAnsi="Segoe UI" w:eastAsia="Segoe UI" w:cs="Segoe UI"/>
+                <w:i w:val="0"/>
+                <w:iCs w:val="0"/>
+                <w:caps w:val="0"/>
+                <w:color w:val="0F1115"/>
+                <w:spacing w:val="0"/>
+                <w:kern w:val="0"/>
+                <w:sz w:val="22"/>
+                <w:szCs w:val="22"/>
+                <w:lang w:val="en-US" w:eastAsia="zh-CN" w:bidi="ar"/>
+              </w:rPr>
+              <w:t>QJ-PRB-202</w:t>
+            </w:r>
+            <w:r>
+              <w:rPr>
+                <w:rFonts w:hint="eastAsia" w:ascii="Segoe UI" w:hAnsi="Segoe UI" w:eastAsia="Segoe UI" w:cs="Segoe UI"/>
+                <w:i w:val="0"/>
+                <w:iCs w:val="0"/>
+                <w:caps w:val="0"/>
+                <w:color w:val="0F1115"/>
+                <w:spacing w:val="0"/>
+                <w:kern w:val="0"/>
+                <w:sz w:val="22"/>
+                <w:szCs w:val="22"/>
+                <w:lang w:val="en-US" w:eastAsia="zh-CN" w:bidi="ar"/>
+              </w:rPr>
+              <w:t>5</w:t>
+            </w:r>
+            <w:r>
+              <w:rPr>
+                <w:rFonts w:hint="default" w:ascii="Segoe UI" w:hAnsi="Segoe UI" w:eastAsia="Segoe UI" w:cs="Segoe UI"/>
+                <w:i w:val="0"/>
+                <w:iCs w:val="0"/>
+                <w:caps w:val="0"/>
+                <w:color w:val="0F1115"/>
+                <w:spacing w:val="0"/>
+                <w:kern w:val="0"/>
+                <w:sz w:val="22"/>
+                <w:szCs w:val="22"/>
+                <w:lang w:val="en-US" w:eastAsia="zh-CN" w:bidi="ar"/>
+              </w:rPr>
+              <w:t>-00</w:t>
+            </w:r>
+            <w:r>
+              <w:rPr>
+                <w:rFonts w:hint="eastAsia" w:ascii="Segoe UI" w:hAnsi="Segoe UI" w:eastAsia="Segoe UI" w:cs="Segoe UI"/>
+                <w:i w:val="0"/>
+                <w:iCs w:val="0"/>
+                <w:caps w:val="0"/>
+                <w:color w:val="0F1115"/>
+                <w:spacing w:val="0"/>
+                <w:kern w:val="0"/>
+                <w:sz w:val="22"/>
+                <w:szCs w:val="22"/>
+                <w:lang w:val="en-US" w:eastAsia="zh-CN" w:bidi="ar"/>
+              </w:rPr>
+              <w:t>3</w:t>
+            </w:r>
+            <w:bookmarkStart w:id="0" w:name="_GoBack"/>
+            <w:bookmarkEnd w:id="0"/>
           </w:p>
         </w:tc>
       </w:tr>
@@ -383,7 +427,6 @@
                 <w:kern w:val="0"/>
                 <w:sz w:val="22"/>
                 <w:szCs w:val="22"/>
-                <w:bdr w:val="none" w:color="auto" w:sz="0" w:space="0"/>
                 <w:lang w:val="en-US" w:eastAsia="zh-CN" w:bidi="ar"/>
               </w:rPr>
               <w:t>发现时间</w:t>
@@ -440,10 +483,69 @@
                 <w:kern w:val="0"/>
                 <w:sz w:val="22"/>
                 <w:szCs w:val="22"/>
-                <w:bdr w:val="none" w:color="auto" w:sz="0" w:space="0"/>
-                <w:lang w:val="en-US" w:eastAsia="zh-CN" w:bidi="ar"/>
-              </w:rPr>
-              <w:t>2026年5月20日</w:t>
+                <w:lang w:val="en-US" w:eastAsia="zh-CN" w:bidi="ar"/>
+              </w:rPr>
+              <w:t>202</w:t>
+            </w:r>
+            <w:r>
+              <w:rPr>
+                <w:rFonts w:hint="eastAsia" w:ascii="Segoe UI" w:hAnsi="Segoe UI" w:eastAsia="Segoe UI" w:cs="Segoe UI"/>
+                <w:i w:val="0"/>
+                <w:iCs w:val="0"/>
+                <w:caps w:val="0"/>
+                <w:color w:val="0F1115"/>
+                <w:spacing w:val="0"/>
+                <w:kern w:val="0"/>
+                <w:sz w:val="22"/>
+                <w:szCs w:val="22"/>
+                <w:lang w:val="en-US" w:eastAsia="zh-CN" w:bidi="ar"/>
+              </w:rPr>
+              <w:t>5</w:t>
+            </w:r>
+            <w:r>
+              <w:rPr>
+                <w:rFonts w:hint="default" w:ascii="Segoe UI" w:hAnsi="Segoe UI" w:eastAsia="Segoe UI" w:cs="Segoe UI"/>
+                <w:i w:val="0"/>
+                <w:iCs w:val="0"/>
+                <w:caps w:val="0"/>
+                <w:color w:val="0F1115"/>
+                <w:spacing w:val="0"/>
+                <w:kern w:val="0"/>
+                <w:sz w:val="22"/>
+                <w:szCs w:val="22"/>
+                <w:lang w:val="en-US" w:eastAsia="zh-CN" w:bidi="ar"/>
+              </w:rPr>
+              <w:t>年</w:t>
+            </w:r>
+            <w:r>
+              <w:rPr>
+                <w:rFonts w:hint="eastAsia" w:ascii="Segoe UI" w:hAnsi="Segoe UI" w:eastAsia="Segoe UI" w:cs="Segoe UI"/>
+                <w:i w:val="0"/>
+                <w:iCs w:val="0"/>
+                <w:caps w:val="0"/>
+                <w:color w:val="0F1115"/>
+                <w:spacing w:val="0"/>
+                <w:kern w:val="0"/>
+                <w:sz w:val="22"/>
+                <w:szCs w:val="22"/>
+                <w:lang w:val="en-US" w:eastAsia="zh-CN" w:bidi="ar"/>
+              </w:rPr>
+              <w:t>10</w:t>
+            </w:r>
+            <w:r>
+              <w:rPr>
+                <w:rFonts w:hint="default" w:ascii="Segoe UI" w:hAnsi="Segoe UI" w:eastAsia="Segoe UI" w:cs="Segoe UI"/>
+                <w:i w:val="0"/>
+                <w:iCs w:val="0"/>
+                <w:caps w:val="0"/>
+                <w:color w:val="0F1115"/>
+                <w:spacing w:val="0"/>
+                <w:kern w:val="0"/>
+                <w:sz w:val="22"/>
+                <w:szCs w:val="22"/>
+                <w:lang w:val="en-US" w:eastAsia="zh-CN" w:bidi="ar"/>
+              </w:rPr>
+              <w:t>月20日</w:t>
             </w:r>
           </w:p>
         </w:tc>
@@ -523,7 +625,6 @@
                 <w:kern w:val="0"/>
                 <w:sz w:val="22"/>
                 <w:szCs w:val="22"/>
-                <w:bdr w:val="none" w:color="auto" w:sz="0" w:space="0"/>
                 <w:lang w:val="en-US" w:eastAsia="zh-CN" w:bidi="ar"/>
               </w:rPr>
               <w:t>登记时间</w:t>
@@ -580,154 +681,70 @@
                 <w:kern w:val="0"/>
                 <w:sz w:val="22"/>
                 <w:szCs w:val="22"/>
-                <w:bdr w:val="none" w:color="auto" w:sz="0" w:space="0"/>
-                <w:lang w:val="en-US" w:eastAsia="zh-CN" w:bidi="ar"/>
-              </w:rPr>
-              <w:t>2026年5月21日</w:t>
-            </w:r>
-          </w:p>
-        </w:tc>
-      </w:tr>
-      <w:tr>
-        <w:tblPrEx>
-          <w:tblBorders>
-            <w:top w:val="none" w:color="auto" w:sz="0" w:space="0"/>
-            <w:left w:val="none" w:color="auto" w:sz="0" w:space="0"/>
-            <w:bottom w:val="none" w:color="auto" w:sz="0" w:space="0"/>
-            <w:right w:val="none" w:color="auto" w:sz="0" w:space="0"/>
-            <w:insideH w:val="none" w:color="auto" w:sz="0" w:space="0"/>
-            <w:insideV w:val="none" w:color="auto" w:sz="0" w:space="0"/>
-          </w:tblBorders>
-          <w:shd w:val="clear" w:color="auto" w:fill="FFFFFF"/>
-          <w:tblCellMar>
-            <w:top w:w="15" w:type="dxa"/>
-            <w:left w:w="15" w:type="dxa"/>
-            <w:bottom w:w="15" w:type="dxa"/>
-            <w:right w:w="15" w:type="dxa"/>
-          </w:tblCellMar>
-        </w:tblPrEx>
-        <w:trPr>
-          <w:trHeight w:val="0" w:hRule="atLeast"/>
-          <w:tblHeader/>
-          <w:jc w:val="center"/>
-        </w:trPr>
-        <w:tc>
-          <w:tcPr>
-            <w:tcW w:w="1190" w:type="dxa"/>
-            <w:tcBorders>
-              <w:top w:val="single" w:color="auto" w:sz="4" w:space="0"/>
-              <w:left w:val="single" w:color="auto" w:sz="12" w:space="0"/>
-              <w:bottom w:val="nil"/>
-              <w:right w:val="nil"/>
-            </w:tcBorders>
-            <w:shd w:val="clear" w:color="auto" w:fill="FFFFFF"/>
-            <w:noWrap w:val="0"/>
-            <w:tcMar>
-              <w:top w:w="150" w:type="dxa"/>
-              <w:left w:w="-1" w:type="dxa"/>
-              <w:bottom w:w="150" w:type="dxa"/>
-              <w:right w:w="240" w:type="dxa"/>
-            </w:tcMar>
-            <w:vAlign w:val="center"/>
-          </w:tcPr>
-          <w:p>
-            <w:pPr>
-              <w:keepNext w:val="0"/>
-              <w:keepLines w:val="0"/>
-              <w:widowControl/>
-              <w:suppressLineNumbers w:val="0"/>
-              <w:snapToGrid w:val="0"/>
-              <w:spacing w:line="375" w:lineRule="atLeast"/>
-              <w:jc w:val="left"/>
-              <w:rPr>
-                <w:rFonts w:hint="default" w:ascii="Segoe UI" w:hAnsi="Segoe UI" w:eastAsia="Segoe UI" w:cs="Segoe UI"/>
-                <w:i w:val="0"/>
-                <w:iCs w:val="0"/>
-                <w:caps w:val="0"/>
-                <w:color w:val="0F1115"/>
-                <w:spacing w:val="0"/>
-                <w:sz w:val="22"/>
-                <w:szCs w:val="22"/>
-              </w:rPr>
-            </w:pPr>
-            <w:r>
-              <w:rPr>
-                <w:rStyle w:val="4"/>
-                <w:rFonts w:hint="default" w:ascii="Segoe UI" w:hAnsi="Segoe UI" w:eastAsia="Segoe UI" w:cs="Segoe UI"/>
-                <w:b/>
-                <w:bCs/>
-                <w:i w:val="0"/>
-                <w:iCs w:val="0"/>
-                <w:caps w:val="0"/>
-                <w:color w:val="0F1115"/>
-                <w:spacing w:val="0"/>
-                <w:kern w:val="0"/>
-                <w:sz w:val="22"/>
-                <w:szCs w:val="22"/>
-                <w:bdr w:val="none" w:color="auto" w:sz="0" w:space="0"/>
-                <w:lang w:val="en-US" w:eastAsia="zh-CN" w:bidi="ar"/>
-              </w:rPr>
-              <w:t>问题来源</w:t>
-            </w:r>
-          </w:p>
-        </w:tc>
-        <w:tc>
-          <w:tcPr>
-            <w:tcW w:w="6880" w:type="dxa"/>
-            <w:tcBorders>
-              <w:top w:val="single" w:color="auto" w:sz="4" w:space="0"/>
-              <w:left w:val="single" w:color="auto" w:sz="4" w:space="0"/>
-              <w:bottom w:val="nil"/>
-              <w:right w:val="single" w:color="auto" w:sz="12" w:space="0"/>
-            </w:tcBorders>
-            <w:shd w:val="clear" w:color="auto" w:fill="FFFFFF"/>
-            <w:noWrap w:val="0"/>
-            <w:tcMar>
-              <w:top w:w="150" w:type="dxa"/>
-              <w:left w:w="240" w:type="dxa"/>
-              <w:bottom w:w="150" w:type="dxa"/>
-              <w:right w:w="-1" w:type="dxa"/>
-            </w:tcMar>
-            <w:vAlign w:val="center"/>
-          </w:tcPr>
-          <w:p>
-            <w:pPr>
-              <w:keepNext w:val="0"/>
-              <w:keepLines w:val="0"/>
-              <w:widowControl/>
-              <w:suppressLineNumbers w:val="0"/>
-              <w:snapToGrid w:val="0"/>
-              <w:spacing w:line="375" w:lineRule="atLeast"/>
-              <w:jc w:val="left"/>
-              <w:rPr>
-                <w:rFonts w:hint="default" w:ascii="Segoe UI" w:hAnsi="Segoe UI" w:eastAsia="Segoe UI" w:cs="Segoe UI"/>
-                <w:i w:val="0"/>
-                <w:iCs w:val="0"/>
-                <w:caps w:val="0"/>
-                <w:color w:val="0F1115"/>
-                <w:spacing w:val="0"/>
-                <w:sz w:val="22"/>
-                <w:szCs w:val="22"/>
-              </w:rPr>
-            </w:pPr>
-            <w:r>
-              <w:rPr>
-                <w:rFonts w:hint="default" w:ascii="Segoe UI" w:hAnsi="Segoe UI" w:eastAsia="Segoe UI" w:cs="Segoe UI"/>
-                <w:i w:val="0"/>
-                <w:iCs w:val="0"/>
-                <w:caps w:val="0"/>
-                <w:color w:val="0F1115"/>
-                <w:spacing w:val="0"/>
-                <w:kern w:val="0"/>
-                <w:sz w:val="22"/>
-                <w:szCs w:val="22"/>
-                <w:bdr w:val="none" w:color="auto" w:sz="0" w:space="0"/>
-                <w:lang w:val="en-US" w:eastAsia="zh-CN" w:bidi="ar"/>
-              </w:rPr>
-              <w:t>事件分析</w:t>
-            </w:r>
-            <w:bookmarkStart w:id="0" w:name="_GoBack"/>
-            <w:bookmarkEnd w:id="0"/>
+                <w:lang w:val="en-US" w:eastAsia="zh-CN" w:bidi="ar"/>
+              </w:rPr>
+              <w:t>202</w:t>
+            </w:r>
+            <w:r>
+              <w:rPr>
+                <w:rFonts w:hint="eastAsia" w:ascii="Segoe UI" w:hAnsi="Segoe UI" w:eastAsia="Segoe UI" w:cs="Segoe UI"/>
+                <w:i w:val="0"/>
+                <w:iCs w:val="0"/>
+                <w:caps w:val="0"/>
+                <w:color w:val="0F1115"/>
+                <w:spacing w:val="0"/>
+                <w:kern w:val="0"/>
+                <w:sz w:val="22"/>
+                <w:szCs w:val="22"/>
+                <w:lang w:val="en-US" w:eastAsia="zh-CN" w:bidi="ar"/>
+              </w:rPr>
+              <w:t>5</w:t>
+            </w:r>
+            <w:r>
+              <w:rPr>
+                <w:rFonts w:hint="default" w:ascii="Segoe UI" w:hAnsi="Segoe UI" w:eastAsia="Segoe UI" w:cs="Segoe UI"/>
+                <w:i w:val="0"/>
+                <w:iCs w:val="0"/>
+                <w:caps w:val="0"/>
+                <w:color w:val="0F1115"/>
+                <w:spacing w:val="0"/>
+                <w:kern w:val="0"/>
+                <w:sz w:val="22"/>
+                <w:szCs w:val="22"/>
+                <w:lang w:val="en-US" w:eastAsia="zh-CN" w:bidi="ar"/>
+              </w:rPr>
+              <w:t>年</w:t>
+            </w:r>
+            <w:r>
+              <w:rPr>
+                <w:rFonts w:hint="eastAsia" w:ascii="Segoe UI" w:hAnsi="Segoe UI" w:eastAsia="Segoe UI" w:cs="Segoe UI"/>
+                <w:i w:val="0"/>
+                <w:iCs w:val="0"/>
+                <w:caps w:val="0"/>
+                <w:color w:val="0F1115"/>
+                <w:spacing w:val="0"/>
+                <w:kern w:val="0"/>
+                <w:sz w:val="22"/>
+                <w:szCs w:val="22"/>
+                <w:lang w:val="en-US" w:eastAsia="zh-CN" w:bidi="ar"/>
+              </w:rPr>
+              <w:t>10</w:t>
+            </w:r>
+            <w:r>
+              <w:rPr>
+                <w:rFonts w:hint="default" w:ascii="Segoe UI" w:hAnsi="Segoe UI" w:eastAsia="Segoe UI" w:cs="Segoe UI"/>
+                <w:i w:val="0"/>
+                <w:iCs w:val="0"/>
+                <w:caps w:val="0"/>
+                <w:color w:val="0F1115"/>
+                <w:spacing w:val="0"/>
+                <w:kern w:val="0"/>
+                <w:sz w:val="22"/>
+                <w:szCs w:val="22"/>
+                <w:lang w:val="en-US" w:eastAsia="zh-CN" w:bidi="ar"/>
+              </w:rPr>
+              <w:t>月21日</w:t>
+            </w:r>
           </w:p>
         </w:tc>
       </w:tr>
@@ -806,10 +823,9 @@
                 <w:kern w:val="0"/>
                 <w:sz w:val="22"/>
                 <w:szCs w:val="22"/>
-                <w:bdr w:val="none" w:color="auto" w:sz="0" w:space="0"/>
-                <w:lang w:val="en-US" w:eastAsia="zh-CN" w:bidi="ar"/>
-              </w:rPr>
-              <w:t>问题类型</w:t>
+                <w:lang w:val="en-US" w:eastAsia="zh-CN" w:bidi="ar"/>
+              </w:rPr>
+              <w:t>问题来源</w:t>
             </w:r>
           </w:p>
         </w:tc>
@@ -863,151 +879,9 @@
                 <w:kern w:val="0"/>
                 <w:sz w:val="22"/>
                 <w:szCs w:val="22"/>
-                <w:bdr w:val="none" w:color="auto" w:sz="0" w:space="0"/>
-                <w:lang w:val="en-US" w:eastAsia="zh-CN" w:bidi="ar"/>
-              </w:rPr>
-              <w:t>稳定性问题</w:t>
-            </w:r>
-          </w:p>
-        </w:tc>
-      </w:tr>
-      <w:tr>
-        <w:tblPrEx>
-          <w:tblBorders>
-            <w:top w:val="none" w:color="auto" w:sz="0" w:space="0"/>
-            <w:left w:val="none" w:color="auto" w:sz="0" w:space="0"/>
-            <w:bottom w:val="none" w:color="auto" w:sz="0" w:space="0"/>
-            <w:right w:val="none" w:color="auto" w:sz="0" w:space="0"/>
-            <w:insideH w:val="none" w:color="auto" w:sz="0" w:space="0"/>
-            <w:insideV w:val="none" w:color="auto" w:sz="0" w:space="0"/>
-          </w:tblBorders>
-          <w:shd w:val="clear" w:color="auto" w:fill="FFFFFF"/>
-          <w:tblCellMar>
-            <w:top w:w="15" w:type="dxa"/>
-            <w:left w:w="15" w:type="dxa"/>
-            <w:bottom w:w="15" w:type="dxa"/>
-            <w:right w:w="15" w:type="dxa"/>
-          </w:tblCellMar>
-        </w:tblPrEx>
-        <w:trPr>
-          <w:trHeight w:val="0" w:hRule="atLeast"/>
-          <w:tblHeader/>
-          <w:jc w:val="center"/>
-        </w:trPr>
-        <w:tc>
-          <w:tcPr>
-            <w:tcW w:w="1190" w:type="dxa"/>
-            <w:tcBorders>
-              <w:top w:val="single" w:color="auto" w:sz="4" w:space="0"/>
-              <w:left w:val="single" w:color="auto" w:sz="12" w:space="0"/>
-              <w:bottom w:val="nil"/>
-              <w:right w:val="nil"/>
-            </w:tcBorders>
-            <w:shd w:val="clear" w:color="auto" w:fill="FFFFFF"/>
-            <w:noWrap w:val="0"/>
-            <w:tcMar>
-              <w:top w:w="150" w:type="dxa"/>
-              <w:left w:w="-1" w:type="dxa"/>
-              <w:bottom w:w="150" w:type="dxa"/>
-              <w:right w:w="240" w:type="dxa"/>
-            </w:tcMar>
-            <w:vAlign w:val="center"/>
-          </w:tcPr>
-          <w:p>
-            <w:pPr>
-              <w:keepNext w:val="0"/>
-              <w:keepLines w:val="0"/>
-              <w:widowControl/>
-              <w:suppressLineNumbers w:val="0"/>
-              <w:snapToGrid w:val="0"/>
-              <w:spacing w:line="375" w:lineRule="atLeast"/>
-              <w:jc w:val="left"/>
-              <w:rPr>
-                <w:rFonts w:hint="default" w:ascii="Segoe UI" w:hAnsi="Segoe UI" w:eastAsia="Segoe UI" w:cs="Segoe UI"/>
-                <w:i w:val="0"/>
-                <w:iCs w:val="0"/>
-                <w:caps w:val="0"/>
-                <w:color w:val="0F1115"/>
-                <w:spacing w:val="0"/>
-                <w:sz w:val="22"/>
-                <w:szCs w:val="22"/>
-              </w:rPr>
-            </w:pPr>
-            <w:r>
-              <w:rPr>
-                <w:rStyle w:val="4"/>
-                <w:rFonts w:hint="default" w:ascii="Segoe UI" w:hAnsi="Segoe UI" w:eastAsia="Segoe UI" w:cs="Segoe UI"/>
-                <w:b/>
-                <w:bCs/>
-                <w:i w:val="0"/>
-                <w:iCs w:val="0"/>
-                <w:caps w:val="0"/>
-                <w:color w:val="0F1115"/>
-                <w:spacing w:val="0"/>
-                <w:kern w:val="0"/>
-                <w:sz w:val="22"/>
-                <w:szCs w:val="22"/>
-                <w:bdr w:val="none" w:color="auto" w:sz="0" w:space="0"/>
-                <w:lang w:val="en-US" w:eastAsia="zh-CN" w:bidi="ar"/>
-              </w:rPr>
-              <w:t>问题状态</w:t>
-            </w:r>
-          </w:p>
-        </w:tc>
-        <w:tc>
-          <w:tcPr>
-            <w:tcW w:w="6880" w:type="dxa"/>
-            <w:tcBorders>
-              <w:top w:val="single" w:color="auto" w:sz="4" w:space="0"/>
-              <w:left w:val="single" w:color="auto" w:sz="4" w:space="0"/>
-              <w:bottom w:val="nil"/>
-              <w:right w:val="single" w:color="auto" w:sz="12" w:space="0"/>
-            </w:tcBorders>
-            <w:shd w:val="clear" w:color="auto" w:fill="FFFFFF"/>
-            <w:noWrap w:val="0"/>
-            <w:tcMar>
-              <w:top w:w="150" w:type="dxa"/>
-              <w:left w:w="240" w:type="dxa"/>
-              <w:bottom w:w="150" w:type="dxa"/>
-              <w:right w:w="-1" w:type="dxa"/>
-            </w:tcMar>
-            <w:vAlign w:val="center"/>
-          </w:tcPr>
-          <w:p>
-            <w:pPr>
-              <w:keepNext w:val="0"/>
-              <w:keepLines w:val="0"/>
-              <w:widowControl/>
-              <w:suppressLineNumbers w:val="0"/>
-              <w:snapToGrid w:val="0"/>
-              <w:spacing w:line="375" w:lineRule="atLeast"/>
-              <w:jc w:val="left"/>
-              <w:rPr>
-                <w:rFonts w:hint="default" w:ascii="Segoe UI" w:hAnsi="Segoe UI" w:eastAsia="Segoe UI" w:cs="Segoe UI"/>
-                <w:i w:val="0"/>
-                <w:iCs w:val="0"/>
-                <w:caps w:val="0"/>
-                <w:color w:val="0F1115"/>
-                <w:spacing w:val="0"/>
-                <w:sz w:val="22"/>
-                <w:szCs w:val="22"/>
-              </w:rPr>
-            </w:pPr>
-            <w:r>
-              <w:rPr>
-                <w:rFonts w:hint="default" w:ascii="Segoe UI" w:hAnsi="Segoe UI" w:eastAsia="Segoe UI" w:cs="Segoe UI"/>
-                <w:i w:val="0"/>
-                <w:iCs w:val="0"/>
-                <w:caps w:val="0"/>
-                <w:color w:val="0F1115"/>
-                <w:spacing w:val="0"/>
-                <w:kern w:val="0"/>
-                <w:sz w:val="22"/>
-                <w:szCs w:val="22"/>
-                <w:bdr w:val="none" w:color="auto" w:sz="0" w:space="0"/>
-                <w:lang w:val="en-US" w:eastAsia="zh-CN" w:bidi="ar"/>
-              </w:rPr>
-              <w:t>已关闭</w:t>
+                <w:lang w:val="en-US" w:eastAsia="zh-CN" w:bidi="ar"/>
+              </w:rPr>
+              <w:t>事件分析</w:t>
             </w:r>
           </w:p>
         </w:tc>
@@ -1087,10 +961,9 @@
                 <w:kern w:val="0"/>
                 <w:sz w:val="22"/>
                 <w:szCs w:val="22"/>
-                <w:bdr w:val="none" w:color="auto" w:sz="0" w:space="0"/>
-                <w:lang w:val="en-US" w:eastAsia="zh-CN" w:bidi="ar"/>
-              </w:rPr>
-              <w:t>优先级</w:t>
+                <w:lang w:val="en-US" w:eastAsia="zh-CN" w:bidi="ar"/>
+              </w:rPr>
+              <w:t>问题类型</w:t>
             </w:r>
           </w:p>
         </w:tc>
@@ -1144,151 +1017,9 @@
                 <w:kern w:val="0"/>
                 <w:sz w:val="22"/>
                 <w:szCs w:val="22"/>
-                <w:bdr w:val="none" w:color="auto" w:sz="0" w:space="0"/>
-                <w:lang w:val="en-US" w:eastAsia="zh-CN" w:bidi="ar"/>
-              </w:rPr>
-              <w:t>低</w:t>
-            </w:r>
-          </w:p>
-        </w:tc>
-      </w:tr>
-      <w:tr>
-        <w:tblPrEx>
-          <w:tblBorders>
-            <w:top w:val="none" w:color="auto" w:sz="0" w:space="0"/>
-            <w:left w:val="none" w:color="auto" w:sz="0" w:space="0"/>
-            <w:bottom w:val="none" w:color="auto" w:sz="0" w:space="0"/>
-            <w:right w:val="none" w:color="auto" w:sz="0" w:space="0"/>
-            <w:insideH w:val="none" w:color="auto" w:sz="0" w:space="0"/>
-            <w:insideV w:val="none" w:color="auto" w:sz="0" w:space="0"/>
-          </w:tblBorders>
-          <w:shd w:val="clear" w:color="auto" w:fill="FFFFFF"/>
-          <w:tblCellMar>
-            <w:top w:w="15" w:type="dxa"/>
-            <w:left w:w="15" w:type="dxa"/>
-            <w:bottom w:w="15" w:type="dxa"/>
-            <w:right w:w="15" w:type="dxa"/>
-          </w:tblCellMar>
-        </w:tblPrEx>
-        <w:trPr>
-          <w:trHeight w:val="0" w:hRule="atLeast"/>
-          <w:tblHeader/>
-          <w:jc w:val="center"/>
-        </w:trPr>
-        <w:tc>
-          <w:tcPr>
-            <w:tcW w:w="1190" w:type="dxa"/>
-            <w:tcBorders>
-              <w:top w:val="single" w:color="auto" w:sz="4" w:space="0"/>
-              <w:left w:val="single" w:color="auto" w:sz="12" w:space="0"/>
-              <w:bottom w:val="nil"/>
-              <w:right w:val="nil"/>
-            </w:tcBorders>
-            <w:shd w:val="clear" w:color="auto" w:fill="FFFFFF"/>
-            <w:noWrap w:val="0"/>
-            <w:tcMar>
-              <w:top w:w="150" w:type="dxa"/>
-              <w:left w:w="-1" w:type="dxa"/>
-              <w:bottom w:w="150" w:type="dxa"/>
-              <w:right w:w="240" w:type="dxa"/>
-            </w:tcMar>
-            <w:vAlign w:val="center"/>
-          </w:tcPr>
-          <w:p>
-            <w:pPr>
-              <w:keepNext w:val="0"/>
-              <w:keepLines w:val="0"/>
-              <w:widowControl/>
-              <w:suppressLineNumbers w:val="0"/>
-              <w:snapToGrid w:val="0"/>
-              <w:spacing w:line="375" w:lineRule="atLeast"/>
-              <w:jc w:val="left"/>
-              <w:rPr>
-                <w:rFonts w:hint="default" w:ascii="Segoe UI" w:hAnsi="Segoe UI" w:eastAsia="Segoe UI" w:cs="Segoe UI"/>
-                <w:i w:val="0"/>
-                <w:iCs w:val="0"/>
-                <w:caps w:val="0"/>
-                <w:color w:val="0F1115"/>
-                <w:spacing w:val="0"/>
-                <w:sz w:val="22"/>
-                <w:szCs w:val="22"/>
-              </w:rPr>
-            </w:pPr>
-            <w:r>
-              <w:rPr>
-                <w:rStyle w:val="4"/>
-                <w:rFonts w:hint="default" w:ascii="Segoe UI" w:hAnsi="Segoe UI" w:eastAsia="Segoe UI" w:cs="Segoe UI"/>
-                <w:b/>
-                <w:bCs/>
-                <w:i w:val="0"/>
-                <w:iCs w:val="0"/>
-                <w:caps w:val="0"/>
-                <w:color w:val="0F1115"/>
-                <w:spacing w:val="0"/>
-                <w:kern w:val="0"/>
-                <w:sz w:val="22"/>
-                <w:szCs w:val="22"/>
-                <w:bdr w:val="none" w:color="auto" w:sz="0" w:space="0"/>
-                <w:lang w:val="en-US" w:eastAsia="zh-CN" w:bidi="ar"/>
-              </w:rPr>
-              <w:t>严重度</w:t>
-            </w:r>
-          </w:p>
-        </w:tc>
-        <w:tc>
-          <w:tcPr>
-            <w:tcW w:w="6880" w:type="dxa"/>
-            <w:tcBorders>
-              <w:top w:val="single" w:color="auto" w:sz="4" w:space="0"/>
-              <w:left w:val="single" w:color="auto" w:sz="4" w:space="0"/>
-              <w:bottom w:val="nil"/>
-              <w:right w:val="single" w:color="auto" w:sz="12" w:space="0"/>
-            </w:tcBorders>
-            <w:shd w:val="clear" w:color="auto" w:fill="FFFFFF"/>
-            <w:noWrap w:val="0"/>
-            <w:tcMar>
-              <w:top w:w="150" w:type="dxa"/>
-              <w:left w:w="240" w:type="dxa"/>
-              <w:bottom w:w="150" w:type="dxa"/>
-              <w:right w:w="-1" w:type="dxa"/>
-            </w:tcMar>
-            <w:vAlign w:val="center"/>
-          </w:tcPr>
-          <w:p>
-            <w:pPr>
-              <w:keepNext w:val="0"/>
-              <w:keepLines w:val="0"/>
-              <w:widowControl/>
-              <w:suppressLineNumbers w:val="0"/>
-              <w:snapToGrid w:val="0"/>
-              <w:spacing w:line="375" w:lineRule="atLeast"/>
-              <w:jc w:val="left"/>
-              <w:rPr>
-                <w:rFonts w:hint="default" w:ascii="Segoe UI" w:hAnsi="Segoe UI" w:eastAsia="Segoe UI" w:cs="Segoe UI"/>
-                <w:i w:val="0"/>
-                <w:iCs w:val="0"/>
-                <w:caps w:val="0"/>
-                <w:color w:val="0F1115"/>
-                <w:spacing w:val="0"/>
-                <w:sz w:val="22"/>
-                <w:szCs w:val="22"/>
-              </w:rPr>
-            </w:pPr>
-            <w:r>
-              <w:rPr>
-                <w:rFonts w:hint="default" w:ascii="Segoe UI" w:hAnsi="Segoe UI" w:eastAsia="Segoe UI" w:cs="Segoe UI"/>
-                <w:i w:val="0"/>
-                <w:iCs w:val="0"/>
-                <w:caps w:val="0"/>
-                <w:color w:val="0F1115"/>
-                <w:spacing w:val="0"/>
-                <w:kern w:val="0"/>
-                <w:sz w:val="22"/>
-                <w:szCs w:val="22"/>
-                <w:bdr w:val="none" w:color="auto" w:sz="0" w:space="0"/>
-                <w:lang w:val="en-US" w:eastAsia="zh-CN" w:bidi="ar"/>
-              </w:rPr>
-              <w:t>低</w:t>
+                <w:lang w:val="en-US" w:eastAsia="zh-CN" w:bidi="ar"/>
+              </w:rPr>
+              <w:t>稳定性问题</w:t>
             </w:r>
           </w:p>
         </w:tc>
@@ -1368,10 +1099,9 @@
                 <w:kern w:val="0"/>
                 <w:sz w:val="22"/>
                 <w:szCs w:val="22"/>
-                <w:bdr w:val="none" w:color="auto" w:sz="0" w:space="0"/>
-                <w:lang w:val="en-US" w:eastAsia="zh-CN" w:bidi="ar"/>
-              </w:rPr>
-              <w:t>问题描述</w:t>
+                <w:lang w:val="en-US" w:eastAsia="zh-CN" w:bidi="ar"/>
+              </w:rPr>
+              <w:t>问题状态</w:t>
             </w:r>
           </w:p>
         </w:tc>
@@ -1425,10 +1155,9 @@
                 <w:kern w:val="0"/>
                 <w:sz w:val="22"/>
                 <w:szCs w:val="22"/>
-                <w:bdr w:val="none" w:color="auto" w:sz="0" w:space="0"/>
-                <w:lang w:val="en-US" w:eastAsia="zh-CN" w:bidi="ar"/>
-              </w:rPr>
-              <w:t>态势感知大屏多次出现图表加载失败问题，重启前端服务后可恢复。该问题每月发生1-2次，影响调度大厅的态势展示效果。</w:t>
+                <w:lang w:val="en-US" w:eastAsia="zh-CN" w:bidi="ar"/>
+              </w:rPr>
+              <w:t>已关闭</w:t>
             </w:r>
           </w:p>
         </w:tc>
@@ -1508,10 +1237,9 @@
                 <w:kern w:val="0"/>
                 <w:sz w:val="22"/>
                 <w:szCs w:val="22"/>
-                <w:bdr w:val="none" w:color="auto" w:sz="0" w:space="0"/>
-                <w:lang w:val="en-US" w:eastAsia="zh-CN" w:bidi="ar"/>
-              </w:rPr>
-              <w:t>根本原因</w:t>
+                <w:lang w:val="en-US" w:eastAsia="zh-CN" w:bidi="ar"/>
+              </w:rPr>
+              <w:t>优先级</w:t>
             </w:r>
           </w:p>
         </w:tc>
@@ -1565,74 +1293,9 @@
                 <w:kern w:val="0"/>
                 <w:sz w:val="22"/>
                 <w:szCs w:val="22"/>
-                <w:bdr w:val="none" w:color="auto" w:sz="0" w:space="0"/>
-                <w:lang w:val="en-US" w:eastAsia="zh-CN" w:bidi="ar"/>
-              </w:rPr>
-              <w:t>1. 前端服务内存泄露导致长期运行后响应缓慢</w:t>
-            </w:r>
-            <w:r>
-              <w:rPr>
-                <w:rFonts w:hint="default" w:ascii="Segoe UI" w:hAnsi="Segoe UI" w:eastAsia="Segoe UI" w:cs="Segoe UI"/>
-                <w:i w:val="0"/>
-                <w:iCs w:val="0"/>
-                <w:caps w:val="0"/>
-                <w:color w:val="0F1115"/>
-                <w:spacing w:val="0"/>
-                <w:kern w:val="0"/>
-                <w:sz w:val="22"/>
-                <w:szCs w:val="22"/>
-                <w:bdr w:val="none" w:color="auto" w:sz="0" w:space="0"/>
-                <w:lang w:val="en-US" w:eastAsia="zh-CN" w:bidi="ar"/>
-              </w:rPr>
-              <w:br w:type="textWrapping"/>
-            </w:r>
-            <w:r>
-              <w:rPr>
-                <w:rFonts w:hint="default" w:ascii="Segoe UI" w:hAnsi="Segoe UI" w:eastAsia="Segoe UI" w:cs="Segoe UI"/>
-                <w:i w:val="0"/>
-                <w:iCs w:val="0"/>
-                <w:caps w:val="0"/>
-                <w:color w:val="0F1115"/>
-                <w:spacing w:val="0"/>
-                <w:kern w:val="0"/>
-                <w:sz w:val="22"/>
-                <w:szCs w:val="22"/>
-                <w:bdr w:val="none" w:color="auto" w:sz="0" w:space="0"/>
-                <w:lang w:val="en-US" w:eastAsia="zh-CN" w:bidi="ar"/>
-              </w:rPr>
-              <w:t>2. 前端代码存在资源未释放问题</w:t>
-            </w:r>
-            <w:r>
-              <w:rPr>
-                <w:rFonts w:hint="default" w:ascii="Segoe UI" w:hAnsi="Segoe UI" w:eastAsia="Segoe UI" w:cs="Segoe UI"/>
-                <w:i w:val="0"/>
-                <w:iCs w:val="0"/>
-                <w:caps w:val="0"/>
-                <w:color w:val="0F1115"/>
-                <w:spacing w:val="0"/>
-                <w:kern w:val="0"/>
-                <w:sz w:val="22"/>
-                <w:szCs w:val="22"/>
-                <w:bdr w:val="none" w:color="auto" w:sz="0" w:space="0"/>
-                <w:lang w:val="en-US" w:eastAsia="zh-CN" w:bidi="ar"/>
-              </w:rPr>
-              <w:br w:type="textWrapping"/>
-            </w:r>
-            <w:r>
-              <w:rPr>
-                <w:rFonts w:hint="default" w:ascii="Segoe UI" w:hAnsi="Segoe UI" w:eastAsia="Segoe UI" w:cs="Segoe UI"/>
-                <w:i w:val="0"/>
-                <w:iCs w:val="0"/>
-                <w:caps w:val="0"/>
-                <w:color w:val="0F1115"/>
-                <w:spacing w:val="0"/>
-                <w:kern w:val="0"/>
-                <w:sz w:val="22"/>
-                <w:szCs w:val="22"/>
-                <w:bdr w:val="none" w:color="auto" w:sz="0" w:space="0"/>
-                <w:lang w:val="en-US" w:eastAsia="zh-CN" w:bidi="ar"/>
-              </w:rPr>
-              <w:t>3. 缺少服务自动重启机制</w:t>
+                <w:lang w:val="en-US" w:eastAsia="zh-CN" w:bidi="ar"/>
+              </w:rPr>
+              <w:t>低</w:t>
             </w:r>
           </w:p>
         </w:tc>
@@ -1712,10 +1375,9 @@
                 <w:kern w:val="0"/>
                 <w:sz w:val="22"/>
                 <w:szCs w:val="22"/>
-                <w:bdr w:val="none" w:color="auto" w:sz="0" w:space="0"/>
-                <w:lang w:val="en-US" w:eastAsia="zh-CN" w:bidi="ar"/>
-              </w:rPr>
-              <w:t>影响范围</w:t>
+                <w:lang w:val="en-US" w:eastAsia="zh-CN" w:bidi="ar"/>
+              </w:rPr>
+              <w:t>严重度</w:t>
             </w:r>
           </w:p>
         </w:tc>
@@ -1769,10 +1431,9 @@
                 <w:kern w:val="0"/>
                 <w:sz w:val="22"/>
                 <w:szCs w:val="22"/>
-                <w:bdr w:val="none" w:color="auto" w:sz="0" w:space="0"/>
-                <w:lang w:val="en-US" w:eastAsia="zh-CN" w:bidi="ar"/>
-              </w:rPr>
-              <w:t>态势展示大屏</w:t>
+                <w:lang w:val="en-US" w:eastAsia="zh-CN" w:bidi="ar"/>
+              </w:rPr>
+              <w:t>低</w:t>
             </w:r>
           </w:p>
         </w:tc>
@@ -1852,10 +1513,9 @@
                 <w:kern w:val="0"/>
                 <w:sz w:val="22"/>
                 <w:szCs w:val="22"/>
-                <w:bdr w:val="none" w:color="auto" w:sz="0" w:space="0"/>
-                <w:lang w:val="en-US" w:eastAsia="zh-CN" w:bidi="ar"/>
-              </w:rPr>
-              <w:t>责任人</w:t>
+                <w:lang w:val="en-US" w:eastAsia="zh-CN" w:bidi="ar"/>
+              </w:rPr>
+              <w:t>问题描述</w:t>
             </w:r>
           </w:p>
         </w:tc>
@@ -1909,10 +1569,9 @@
                 <w:kern w:val="0"/>
                 <w:sz w:val="22"/>
                 <w:szCs w:val="22"/>
-                <w:bdr w:val="none" w:color="auto" w:sz="0" w:space="0"/>
-                <w:lang w:val="en-US" w:eastAsia="zh-CN" w:bidi="ar"/>
-              </w:rPr>
-              <w:t>赵川华</w:t>
+                <w:lang w:val="en-US" w:eastAsia="zh-CN" w:bidi="ar"/>
+              </w:rPr>
+              <w:t>态势感知大屏多次出现图表加载失败问题，重启前端服务后可恢复。该问题每月发生1-2次，影响调度大厅的态势展示效果。</w:t>
             </w:r>
           </w:p>
         </w:tc>
@@ -1992,10 +1651,9 @@
                 <w:kern w:val="0"/>
                 <w:sz w:val="22"/>
                 <w:szCs w:val="22"/>
-                <w:bdr w:val="none" w:color="auto" w:sz="0" w:space="0"/>
-                <w:lang w:val="en-US" w:eastAsia="zh-CN" w:bidi="ar"/>
-              </w:rPr>
-              <w:t>关联事件</w:t>
+                <w:lang w:val="en-US" w:eastAsia="zh-CN" w:bidi="ar"/>
+              </w:rPr>
+              <w:t>根本原因</w:t>
             </w:r>
           </w:p>
         </w:tc>
@@ -2049,10 +1707,69 @@
                 <w:kern w:val="0"/>
                 <w:sz w:val="22"/>
                 <w:szCs w:val="22"/>
-                <w:bdr w:val="none" w:color="auto" w:sz="0" w:space="0"/>
-                <w:lang w:val="en-US" w:eastAsia="zh-CN" w:bidi="ar"/>
-              </w:rPr>
-              <w:t>INC007-20260520</w:t>
+                <w:lang w:val="en-US" w:eastAsia="zh-CN" w:bidi="ar"/>
+              </w:rPr>
+              <w:t>1. 前端服务内存泄露导致长期运行后响应缓慢</w:t>
+            </w:r>
+            <w:r>
+              <w:rPr>
+                <w:rFonts w:hint="default" w:ascii="Segoe UI" w:hAnsi="Segoe UI" w:eastAsia="Segoe UI" w:cs="Segoe UI"/>
+                <w:i w:val="0"/>
+                <w:iCs w:val="0"/>
+                <w:caps w:val="0"/>
+                <w:color w:val="0F1115"/>
+                <w:spacing w:val="0"/>
+                <w:kern w:val="0"/>
+                <w:sz w:val="22"/>
+                <w:szCs w:val="22"/>
+                <w:lang w:val="en-US" w:eastAsia="zh-CN" w:bidi="ar"/>
+              </w:rPr>
+              <w:br w:type="textWrapping"/>
+            </w:r>
+            <w:r>
+              <w:rPr>
+                <w:rFonts w:hint="default" w:ascii="Segoe UI" w:hAnsi="Segoe UI" w:eastAsia="Segoe UI" w:cs="Segoe UI"/>
+                <w:i w:val="0"/>
+                <w:iCs w:val="0"/>
+                <w:caps w:val="0"/>
+                <w:color w:val="0F1115"/>
+                <w:spacing w:val="0"/>
+                <w:kern w:val="0"/>
+                <w:sz w:val="22"/>
+                <w:szCs w:val="22"/>
+                <w:lang w:val="en-US" w:eastAsia="zh-CN" w:bidi="ar"/>
+              </w:rPr>
+              <w:t>2. 前端代码存在资源未释放问题</w:t>
+            </w:r>
+            <w:r>
+              <w:rPr>
+                <w:rFonts w:hint="default" w:ascii="Segoe UI" w:hAnsi="Segoe UI" w:eastAsia="Segoe UI" w:cs="Segoe UI"/>
+                <w:i w:val="0"/>
+                <w:iCs w:val="0"/>
+                <w:caps w:val="0"/>
+                <w:color w:val="0F1115"/>
+                <w:spacing w:val="0"/>
+                <w:kern w:val="0"/>
+                <w:sz w:val="22"/>
+                <w:szCs w:val="22"/>
+                <w:lang w:val="en-US" w:eastAsia="zh-CN" w:bidi="ar"/>
+              </w:rPr>
+              <w:br w:type="textWrapping"/>
+            </w:r>
+            <w:r>
+              <w:rPr>
+                <w:rFonts w:hint="default" w:ascii="Segoe UI" w:hAnsi="Segoe UI" w:eastAsia="Segoe UI" w:cs="Segoe UI"/>
+                <w:i w:val="0"/>
+                <w:iCs w:val="0"/>
+                <w:caps w:val="0"/>
+                <w:color w:val="0F1115"/>
+                <w:spacing w:val="0"/>
+                <w:kern w:val="0"/>
+                <w:sz w:val="22"/>
+                <w:szCs w:val="22"/>
+                <w:lang w:val="en-US" w:eastAsia="zh-CN" w:bidi="ar"/>
+              </w:rPr>
+              <w:t>3. 缺少服务自动重启机制</w:t>
             </w:r>
           </w:p>
         </w:tc>
@@ -2132,10 +1849,9 @@
                 <w:kern w:val="0"/>
                 <w:sz w:val="22"/>
                 <w:szCs w:val="22"/>
-                <w:bdr w:val="none" w:color="auto" w:sz="0" w:space="0"/>
-                <w:lang w:val="en-US" w:eastAsia="zh-CN" w:bidi="ar"/>
-              </w:rPr>
-              <w:t>解决方案</w:t>
+                <w:lang w:val="en-US" w:eastAsia="zh-CN" w:bidi="ar"/>
+              </w:rPr>
+              <w:t>影响范围</w:t>
             </w:r>
           </w:p>
         </w:tc>
@@ -2189,106 +1905,9 @@
                 <w:kern w:val="0"/>
                 <w:sz w:val="22"/>
                 <w:szCs w:val="22"/>
-                <w:bdr w:val="none" w:color="auto" w:sz="0" w:space="0"/>
-                <w:lang w:val="en-US" w:eastAsia="zh-CN" w:bidi="ar"/>
-              </w:rPr>
-              <w:t>1. 修复前端代码内存泄露问题</w:t>
-            </w:r>
-            <w:r>
-              <w:rPr>
-                <w:rFonts w:hint="default" w:ascii="Segoe UI" w:hAnsi="Segoe UI" w:eastAsia="Segoe UI" w:cs="Segoe UI"/>
-                <w:i w:val="0"/>
-                <w:iCs w:val="0"/>
-                <w:caps w:val="0"/>
-                <w:color w:val="0F1115"/>
-                <w:spacing w:val="0"/>
-                <w:kern w:val="0"/>
-                <w:sz w:val="22"/>
-                <w:szCs w:val="22"/>
-                <w:bdr w:val="none" w:color="auto" w:sz="0" w:space="0"/>
-                <w:lang w:val="en-US" w:eastAsia="zh-CN" w:bidi="ar"/>
-              </w:rPr>
-              <w:br w:type="textWrapping"/>
-            </w:r>
-            <w:r>
-              <w:rPr>
-                <w:rFonts w:hint="default" w:ascii="Segoe UI" w:hAnsi="Segoe UI" w:eastAsia="Segoe UI" w:cs="Segoe UI"/>
-                <w:i w:val="0"/>
-                <w:iCs w:val="0"/>
-                <w:caps w:val="0"/>
-                <w:color w:val="0F1115"/>
-                <w:spacing w:val="0"/>
-                <w:kern w:val="0"/>
-                <w:sz w:val="22"/>
-                <w:szCs w:val="22"/>
-                <w:bdr w:val="none" w:color="auto" w:sz="0" w:space="0"/>
-                <w:lang w:val="en-US" w:eastAsia="zh-CN" w:bidi="ar"/>
-              </w:rPr>
-              <w:t>2. 配置服务自动重启脚本</w:t>
-            </w:r>
-            <w:r>
-              <w:rPr>
-                <w:rFonts w:hint="default" w:ascii="Segoe UI" w:hAnsi="Segoe UI" w:eastAsia="Segoe UI" w:cs="Segoe UI"/>
-                <w:i w:val="0"/>
-                <w:iCs w:val="0"/>
-                <w:caps w:val="0"/>
-                <w:color w:val="0F1115"/>
-                <w:spacing w:val="0"/>
-                <w:kern w:val="0"/>
-                <w:sz w:val="22"/>
-                <w:szCs w:val="22"/>
-                <w:bdr w:val="none" w:color="auto" w:sz="0" w:space="0"/>
-                <w:lang w:val="en-US" w:eastAsia="zh-CN" w:bidi="ar"/>
-              </w:rPr>
-              <w:br w:type="textWrapping"/>
-            </w:r>
-            <w:r>
-              <w:rPr>
-                <w:rFonts w:hint="default" w:ascii="Segoe UI" w:hAnsi="Segoe UI" w:eastAsia="Segoe UI" w:cs="Segoe UI"/>
-                <w:i w:val="0"/>
-                <w:iCs w:val="0"/>
-                <w:caps w:val="0"/>
-                <w:color w:val="0F1115"/>
-                <w:spacing w:val="0"/>
-                <w:kern w:val="0"/>
-                <w:sz w:val="22"/>
-                <w:szCs w:val="22"/>
-                <w:bdr w:val="none" w:color="auto" w:sz="0" w:space="0"/>
-                <w:lang w:val="en-US" w:eastAsia="zh-CN" w:bidi="ar"/>
-              </w:rPr>
-              <w:t>3. 增加前端服务健康检查</w:t>
-            </w:r>
-            <w:r>
-              <w:rPr>
-                <w:rFonts w:hint="default" w:ascii="Segoe UI" w:hAnsi="Segoe UI" w:eastAsia="Segoe UI" w:cs="Segoe UI"/>
-                <w:i w:val="0"/>
-                <w:iCs w:val="0"/>
-                <w:caps w:val="0"/>
-                <w:color w:val="0F1115"/>
-                <w:spacing w:val="0"/>
-                <w:kern w:val="0"/>
-                <w:sz w:val="22"/>
-                <w:szCs w:val="22"/>
-                <w:bdr w:val="none" w:color="auto" w:sz="0" w:space="0"/>
-                <w:lang w:val="en-US" w:eastAsia="zh-CN" w:bidi="ar"/>
-              </w:rPr>
-              <w:br w:type="textWrapping"/>
-            </w:r>
-            <w:r>
-              <w:rPr>
-                <w:rFonts w:hint="default" w:ascii="Segoe UI" w:hAnsi="Segoe UI" w:eastAsia="Segoe UI" w:cs="Segoe UI"/>
-                <w:i w:val="0"/>
-                <w:iCs w:val="0"/>
-                <w:caps w:val="0"/>
-                <w:color w:val="0F1115"/>
-                <w:spacing w:val="0"/>
-                <w:kern w:val="0"/>
-                <w:sz w:val="22"/>
-                <w:szCs w:val="22"/>
-                <w:bdr w:val="none" w:color="auto" w:sz="0" w:space="0"/>
-                <w:lang w:val="en-US" w:eastAsia="zh-CN" w:bidi="ar"/>
-              </w:rPr>
-              <w:t>4. 升级前端框架版本</w:t>
+                <w:lang w:val="en-US" w:eastAsia="zh-CN" w:bidi="ar"/>
+              </w:rPr>
+              <w:t>态势展示大屏</w:t>
             </w:r>
           </w:p>
         </w:tc>
@@ -2368,10 +1987,9 @@
                 <w:kern w:val="0"/>
                 <w:sz w:val="22"/>
                 <w:szCs w:val="22"/>
-                <w:bdr w:val="none" w:color="auto" w:sz="0" w:space="0"/>
-                <w:lang w:val="en-US" w:eastAsia="zh-CN" w:bidi="ar"/>
-              </w:rPr>
-              <w:t>解决措施</w:t>
+                <w:lang w:val="en-US" w:eastAsia="zh-CN" w:bidi="ar"/>
+              </w:rPr>
+              <w:t>责任人</w:t>
             </w:r>
           </w:p>
         </w:tc>
@@ -2425,10 +2043,9 @@
                 <w:kern w:val="0"/>
                 <w:sz w:val="22"/>
                 <w:szCs w:val="22"/>
-                <w:bdr w:val="none" w:color="auto" w:sz="0" w:space="0"/>
-                <w:lang w:val="en-US" w:eastAsia="zh-CN" w:bidi="ar"/>
-              </w:rPr>
-              <w:t>长期措施：代码优化与服务自愈</w:t>
+                <w:lang w:val="en-US" w:eastAsia="zh-CN" w:bidi="ar"/>
+              </w:rPr>
+              <w:t>赵川华</w:t>
             </w:r>
           </w:p>
         </w:tc>
@@ -2508,10 +2125,9 @@
                 <w:kern w:val="0"/>
                 <w:sz w:val="22"/>
                 <w:szCs w:val="22"/>
-                <w:bdr w:val="none" w:color="auto" w:sz="0" w:space="0"/>
-                <w:lang w:val="en-US" w:eastAsia="zh-CN" w:bidi="ar"/>
-              </w:rPr>
-              <w:t>临时规避</w:t>
+                <w:lang w:val="en-US" w:eastAsia="zh-CN" w:bidi="ar"/>
+              </w:rPr>
+              <w:t>关联事件</w:t>
             </w:r>
           </w:p>
         </w:tc>
@@ -2565,10 +2181,39 @@
                 <w:kern w:val="0"/>
                 <w:sz w:val="22"/>
                 <w:szCs w:val="22"/>
-                <w:bdr w:val="none" w:color="auto" w:sz="0" w:space="0"/>
-                <w:lang w:val="en-US" w:eastAsia="zh-CN" w:bidi="ar"/>
-              </w:rPr>
-              <w:t>手动重启服务</w:t>
+                <w:lang w:val="en-US" w:eastAsia="zh-CN" w:bidi="ar"/>
+              </w:rPr>
+              <w:t>INC007-202</w:t>
+            </w:r>
+            <w:r>
+              <w:rPr>
+                <w:rFonts w:hint="eastAsia" w:ascii="Segoe UI" w:hAnsi="Segoe UI" w:eastAsia="Segoe UI" w:cs="Segoe UI"/>
+                <w:i w:val="0"/>
+                <w:iCs w:val="0"/>
+                <w:caps w:val="0"/>
+                <w:color w:val="0F1115"/>
+                <w:spacing w:val="0"/>
+                <w:kern w:val="0"/>
+                <w:sz w:val="22"/>
+                <w:szCs w:val="22"/>
+                <w:lang w:val="en-US" w:eastAsia="zh-CN" w:bidi="ar"/>
+              </w:rPr>
+              <w:t>510</w:t>
+            </w:r>
+            <w:r>
+              <w:rPr>
+                <w:rFonts w:hint="default" w:ascii="Segoe UI" w:hAnsi="Segoe UI" w:eastAsia="Segoe UI" w:cs="Segoe UI"/>
+                <w:i w:val="0"/>
+                <w:iCs w:val="0"/>
+                <w:caps w:val="0"/>
+                <w:color w:val="0F1115"/>
+                <w:spacing w:val="0"/>
+                <w:kern w:val="0"/>
+                <w:sz w:val="22"/>
+                <w:szCs w:val="22"/>
+                <w:lang w:val="en-US" w:eastAsia="zh-CN" w:bidi="ar"/>
+              </w:rPr>
+              <w:t>20</w:t>
             </w:r>
           </w:p>
         </w:tc>
@@ -2648,10 +2293,9 @@
                 <w:kern w:val="0"/>
                 <w:sz w:val="22"/>
                 <w:szCs w:val="22"/>
-                <w:bdr w:val="none" w:color="auto" w:sz="0" w:space="0"/>
-                <w:lang w:val="en-US" w:eastAsia="zh-CN" w:bidi="ar"/>
-              </w:rPr>
-              <w:t>计划解决时间</w:t>
+                <w:lang w:val="en-US" w:eastAsia="zh-CN" w:bidi="ar"/>
+              </w:rPr>
+              <w:t>解决方案</w:t>
             </w:r>
           </w:p>
         </w:tc>
@@ -2705,10 +2349,99 @@
                 <w:kern w:val="0"/>
                 <w:sz w:val="22"/>
                 <w:szCs w:val="22"/>
-                <w:bdr w:val="none" w:color="auto" w:sz="0" w:space="0"/>
-                <w:lang w:val="en-US" w:eastAsia="zh-CN" w:bidi="ar"/>
-              </w:rPr>
-              <w:t>2026年7月31日</w:t>
+                <w:lang w:val="en-US" w:eastAsia="zh-CN" w:bidi="ar"/>
+              </w:rPr>
+              <w:t>1. 修复前端代码内存泄露问题</w:t>
+            </w:r>
+            <w:r>
+              <w:rPr>
+                <w:rFonts w:hint="default" w:ascii="Segoe UI" w:hAnsi="Segoe UI" w:eastAsia="Segoe UI" w:cs="Segoe UI"/>
+                <w:i w:val="0"/>
+                <w:iCs w:val="0"/>
+                <w:caps w:val="0"/>
+                <w:color w:val="0F1115"/>
+                <w:spacing w:val="0"/>
+                <w:kern w:val="0"/>
+                <w:sz w:val="22"/>
+                <w:szCs w:val="22"/>
+                <w:lang w:val="en-US" w:eastAsia="zh-CN" w:bidi="ar"/>
+              </w:rPr>
+              <w:br w:type="textWrapping"/>
+            </w:r>
+            <w:r>
+              <w:rPr>
+                <w:rFonts w:hint="default" w:ascii="Segoe UI" w:hAnsi="Segoe UI" w:eastAsia="Segoe UI" w:cs="Segoe UI"/>
+                <w:i w:val="0"/>
+                <w:iCs w:val="0"/>
+                <w:caps w:val="0"/>
+                <w:color w:val="0F1115"/>
+                <w:spacing w:val="0"/>
+                <w:kern w:val="0"/>
+                <w:sz w:val="22"/>
+                <w:szCs w:val="22"/>
+                <w:lang w:val="en-US" w:eastAsia="zh-CN" w:bidi="ar"/>
+              </w:rPr>
+              <w:t>2. 配置服务自动重启脚本</w:t>
+            </w:r>
+            <w:r>
+              <w:rPr>
+                <w:rFonts w:hint="default" w:ascii="Segoe UI" w:hAnsi="Segoe UI" w:eastAsia="Segoe UI" w:cs="Segoe UI"/>
+                <w:i w:val="0"/>
+                <w:iCs w:val="0"/>
+                <w:caps w:val="0"/>
+                <w:color w:val="0F1115"/>
+                <w:spacing w:val="0"/>
+                <w:kern w:val="0"/>
+                <w:sz w:val="22"/>
+                <w:szCs w:val="22"/>
+                <w:lang w:val="en-US" w:eastAsia="zh-CN" w:bidi="ar"/>
+              </w:rPr>
+              <w:br w:type="textWrapping"/>
+            </w:r>
+            <w:r>
+              <w:rPr>
+                <w:rFonts w:hint="default" w:ascii="Segoe UI" w:hAnsi="Segoe UI" w:eastAsia="Segoe UI" w:cs="Segoe UI"/>
+                <w:i w:val="0"/>
+                <w:iCs w:val="0"/>
+                <w:caps w:val="0"/>
+                <w:color w:val="0F1115"/>
+                <w:spacing w:val="0"/>
+                <w:kern w:val="0"/>
+                <w:sz w:val="22"/>
+                <w:szCs w:val="22"/>
+                <w:lang w:val="en-US" w:eastAsia="zh-CN" w:bidi="ar"/>
+              </w:rPr>
+              <w:t>3. 增加前端服务健康检查</w:t>
+            </w:r>
+            <w:r>
+              <w:rPr>
+                <w:rFonts w:hint="default" w:ascii="Segoe UI" w:hAnsi="Segoe UI" w:eastAsia="Segoe UI" w:cs="Segoe UI"/>
+                <w:i w:val="0"/>
+                <w:iCs w:val="0"/>
+                <w:caps w:val="0"/>
+                <w:color w:val="0F1115"/>
+                <w:spacing w:val="0"/>
+                <w:kern w:val="0"/>
+                <w:sz w:val="22"/>
+                <w:szCs w:val="22"/>
+                <w:lang w:val="en-US" w:eastAsia="zh-CN" w:bidi="ar"/>
+              </w:rPr>
+              <w:br w:type="textWrapping"/>
+            </w:r>
+            <w:r>
+              <w:rPr>
+                <w:rFonts w:hint="default" w:ascii="Segoe UI" w:hAnsi="Segoe UI" w:eastAsia="Segoe UI" w:cs="Segoe UI"/>
+                <w:i w:val="0"/>
+                <w:iCs w:val="0"/>
+                <w:caps w:val="0"/>
+                <w:color w:val="0F1115"/>
+                <w:spacing w:val="0"/>
+                <w:kern w:val="0"/>
+                <w:sz w:val="22"/>
+                <w:szCs w:val="22"/>
+                <w:lang w:val="en-US" w:eastAsia="zh-CN" w:bidi="ar"/>
+              </w:rPr>
+              <w:t>4. 升级前端框架版本</w:t>
             </w:r>
           </w:p>
         </w:tc>
@@ -2788,10 +2521,9 @@
                 <w:kern w:val="0"/>
                 <w:sz w:val="22"/>
                 <w:szCs w:val="22"/>
-                <w:bdr w:val="none" w:color="auto" w:sz="0" w:space="0"/>
-                <w:lang w:val="en-US" w:eastAsia="zh-CN" w:bidi="ar"/>
-              </w:rPr>
-              <w:t>实际解决时间</w:t>
+                <w:lang w:val="en-US" w:eastAsia="zh-CN" w:bidi="ar"/>
+              </w:rPr>
+              <w:t>解决措施</w:t>
             </w:r>
           </w:p>
         </w:tc>
@@ -2845,151 +2577,9 @@
                 <w:kern w:val="0"/>
                 <w:sz w:val="22"/>
                 <w:szCs w:val="22"/>
-                <w:bdr w:val="none" w:color="auto" w:sz="0" w:space="0"/>
-                <w:lang w:val="en-US" w:eastAsia="zh-CN" w:bidi="ar"/>
-              </w:rPr>
-              <w:t>2026年7月25日</w:t>
-            </w:r>
-          </w:p>
-        </w:tc>
-      </w:tr>
-      <w:tr>
-        <w:tblPrEx>
-          <w:tblBorders>
-            <w:top w:val="none" w:color="auto" w:sz="0" w:space="0"/>
-            <w:left w:val="none" w:color="auto" w:sz="0" w:space="0"/>
-            <w:bottom w:val="none" w:color="auto" w:sz="0" w:space="0"/>
-            <w:right w:val="none" w:color="auto" w:sz="0" w:space="0"/>
-            <w:insideH w:val="none" w:color="auto" w:sz="0" w:space="0"/>
-            <w:insideV w:val="none" w:color="auto" w:sz="0" w:space="0"/>
-          </w:tblBorders>
-          <w:shd w:val="clear" w:color="auto" w:fill="FFFFFF"/>
-          <w:tblCellMar>
-            <w:top w:w="15" w:type="dxa"/>
-            <w:left w:w="15" w:type="dxa"/>
-            <w:bottom w:w="15" w:type="dxa"/>
-            <w:right w:w="15" w:type="dxa"/>
-          </w:tblCellMar>
-        </w:tblPrEx>
-        <w:trPr>
-          <w:trHeight w:val="0" w:hRule="atLeast"/>
-          <w:tblHeader/>
-          <w:jc w:val="center"/>
-        </w:trPr>
-        <w:tc>
-          <w:tcPr>
-            <w:tcW w:w="1190" w:type="dxa"/>
-            <w:tcBorders>
-              <w:top w:val="single" w:color="auto" w:sz="4" w:space="0"/>
-              <w:left w:val="single" w:color="auto" w:sz="12" w:space="0"/>
-              <w:bottom w:val="nil"/>
-              <w:right w:val="nil"/>
-            </w:tcBorders>
-            <w:shd w:val="clear" w:color="auto" w:fill="FFFFFF"/>
-            <w:noWrap w:val="0"/>
-            <w:tcMar>
-              <w:top w:w="150" w:type="dxa"/>
-              <w:left w:w="-1" w:type="dxa"/>
-              <w:bottom w:w="150" w:type="dxa"/>
-              <w:right w:w="240" w:type="dxa"/>
-            </w:tcMar>
-            <w:vAlign w:val="center"/>
-          </w:tcPr>
-          <w:p>
-            <w:pPr>
-              <w:keepNext w:val="0"/>
-              <w:keepLines w:val="0"/>
-              <w:widowControl/>
-              <w:suppressLineNumbers w:val="0"/>
-              <w:snapToGrid w:val="0"/>
-              <w:spacing w:line="375" w:lineRule="atLeast"/>
-              <w:jc w:val="left"/>
-              <w:rPr>
-                <w:rFonts w:hint="default" w:ascii="Segoe UI" w:hAnsi="Segoe UI" w:eastAsia="Segoe UI" w:cs="Segoe UI"/>
-                <w:i w:val="0"/>
-                <w:iCs w:val="0"/>
-                <w:caps w:val="0"/>
-                <w:color w:val="0F1115"/>
-                <w:spacing w:val="0"/>
-                <w:sz w:val="22"/>
-                <w:szCs w:val="22"/>
-              </w:rPr>
-            </w:pPr>
-            <w:r>
-              <w:rPr>
-                <w:rStyle w:val="4"/>
-                <w:rFonts w:hint="default" w:ascii="Segoe UI" w:hAnsi="Segoe UI" w:eastAsia="Segoe UI" w:cs="Segoe UI"/>
-                <w:b/>
-                <w:bCs/>
-                <w:i w:val="0"/>
-                <w:iCs w:val="0"/>
-                <w:caps w:val="0"/>
-                <w:color w:val="0F1115"/>
-                <w:spacing w:val="0"/>
-                <w:kern w:val="0"/>
-                <w:sz w:val="22"/>
-                <w:szCs w:val="22"/>
-                <w:bdr w:val="none" w:color="auto" w:sz="0" w:space="0"/>
-                <w:lang w:val="en-US" w:eastAsia="zh-CN" w:bidi="ar"/>
-              </w:rPr>
-              <w:t>验证人</w:t>
-            </w:r>
-          </w:p>
-        </w:tc>
-        <w:tc>
-          <w:tcPr>
-            <w:tcW w:w="6880" w:type="dxa"/>
-            <w:tcBorders>
-              <w:top w:val="single" w:color="auto" w:sz="4" w:space="0"/>
-              <w:left w:val="single" w:color="auto" w:sz="4" w:space="0"/>
-              <w:bottom w:val="nil"/>
-              <w:right w:val="single" w:color="auto" w:sz="12" w:space="0"/>
-            </w:tcBorders>
-            <w:shd w:val="clear" w:color="auto" w:fill="FFFFFF"/>
-            <w:noWrap w:val="0"/>
-            <w:tcMar>
-              <w:top w:w="150" w:type="dxa"/>
-              <w:left w:w="240" w:type="dxa"/>
-              <w:bottom w:w="150" w:type="dxa"/>
-              <w:right w:w="-1" w:type="dxa"/>
-            </w:tcMar>
-            <w:vAlign w:val="center"/>
-          </w:tcPr>
-          <w:p>
-            <w:pPr>
-              <w:keepNext w:val="0"/>
-              <w:keepLines w:val="0"/>
-              <w:widowControl/>
-              <w:suppressLineNumbers w:val="0"/>
-              <w:snapToGrid w:val="0"/>
-              <w:spacing w:line="375" w:lineRule="atLeast"/>
-              <w:jc w:val="left"/>
-              <w:rPr>
-                <w:rFonts w:hint="default" w:ascii="Segoe UI" w:hAnsi="Segoe UI" w:eastAsia="Segoe UI" w:cs="Segoe UI"/>
-                <w:i w:val="0"/>
-                <w:iCs w:val="0"/>
-                <w:caps w:val="0"/>
-                <w:color w:val="0F1115"/>
-                <w:spacing w:val="0"/>
-                <w:sz w:val="22"/>
-                <w:szCs w:val="22"/>
-              </w:rPr>
-            </w:pPr>
-            <w:r>
-              <w:rPr>
-                <w:rFonts w:hint="default" w:ascii="Segoe UI" w:hAnsi="Segoe UI" w:eastAsia="Segoe UI" w:cs="Segoe UI"/>
-                <w:i w:val="0"/>
-                <w:iCs w:val="0"/>
-                <w:caps w:val="0"/>
-                <w:color w:val="0F1115"/>
-                <w:spacing w:val="0"/>
-                <w:kern w:val="0"/>
-                <w:sz w:val="22"/>
-                <w:szCs w:val="22"/>
-                <w:bdr w:val="none" w:color="auto" w:sz="0" w:space="0"/>
-                <w:lang w:val="en-US" w:eastAsia="zh-CN" w:bidi="ar"/>
-              </w:rPr>
-              <w:t>张智宏</w:t>
+                <w:lang w:val="en-US" w:eastAsia="zh-CN" w:bidi="ar"/>
+              </w:rPr>
+              <w:t>长期措施：代码优化与服务自愈</w:t>
             </w:r>
           </w:p>
         </w:tc>
@@ -3069,10 +2659,9 @@
                 <w:kern w:val="0"/>
                 <w:sz w:val="22"/>
                 <w:szCs w:val="22"/>
-                <w:bdr w:val="none" w:color="auto" w:sz="0" w:space="0"/>
-                <w:lang w:val="en-US" w:eastAsia="zh-CN" w:bidi="ar"/>
-              </w:rPr>
-              <w:t>验证结果</w:t>
+                <w:lang w:val="en-US" w:eastAsia="zh-CN" w:bidi="ar"/>
+              </w:rPr>
+              <w:t>临时规避</w:t>
             </w:r>
           </w:p>
         </w:tc>
@@ -3126,10 +2715,9 @@
                 <w:kern w:val="0"/>
                 <w:sz w:val="22"/>
                 <w:szCs w:val="22"/>
-                <w:bdr w:val="none" w:color="auto" w:sz="0" w:space="0"/>
-                <w:lang w:val="en-US" w:eastAsia="zh-CN" w:bidi="ar"/>
-              </w:rPr>
-              <w:t>优化后连续运行3个月未再出现加载失败问题</w:t>
+                <w:lang w:val="en-US" w:eastAsia="zh-CN" w:bidi="ar"/>
+              </w:rPr>
+              <w:t>手动重启服务</w:t>
             </w:r>
           </w:p>
         </w:tc>
@@ -3209,10 +2797,9 @@
                 <w:kern w:val="0"/>
                 <w:sz w:val="22"/>
                 <w:szCs w:val="22"/>
-                <w:bdr w:val="none" w:color="auto" w:sz="0" w:space="0"/>
-                <w:lang w:val="en-US" w:eastAsia="zh-CN" w:bidi="ar"/>
-              </w:rPr>
-              <w:t>关闭时间</w:t>
+                <w:lang w:val="en-US" w:eastAsia="zh-CN" w:bidi="ar"/>
+              </w:rPr>
+              <w:t>计划解决时间</w:t>
             </w:r>
           </w:p>
         </w:tc>
@@ -3266,10 +2853,69 @@
                 <w:kern w:val="0"/>
                 <w:sz w:val="22"/>
                 <w:szCs w:val="22"/>
-                <w:bdr w:val="none" w:color="auto" w:sz="0" w:space="0"/>
-                <w:lang w:val="en-US" w:eastAsia="zh-CN" w:bidi="ar"/>
-              </w:rPr>
-              <w:t>2026年7月25日</w:t>
+                <w:lang w:val="en-US" w:eastAsia="zh-CN" w:bidi="ar"/>
+              </w:rPr>
+              <w:t>202</w:t>
+            </w:r>
+            <w:r>
+              <w:rPr>
+                <w:rFonts w:hint="eastAsia" w:ascii="Segoe UI" w:hAnsi="Segoe UI" w:eastAsia="Segoe UI" w:cs="Segoe UI"/>
+                <w:i w:val="0"/>
+                <w:iCs w:val="0"/>
+                <w:caps w:val="0"/>
+                <w:color w:val="0F1115"/>
+                <w:spacing w:val="0"/>
+                <w:kern w:val="0"/>
+                <w:sz w:val="22"/>
+                <w:szCs w:val="22"/>
+                <w:lang w:val="en-US" w:eastAsia="zh-CN" w:bidi="ar"/>
+              </w:rPr>
+              <w:t>5</w:t>
+            </w:r>
+            <w:r>
+              <w:rPr>
+                <w:rFonts w:hint="default" w:ascii="Segoe UI" w:hAnsi="Segoe UI" w:eastAsia="Segoe UI" w:cs="Segoe UI"/>
+                <w:i w:val="0"/>
+                <w:iCs w:val="0"/>
+                <w:caps w:val="0"/>
+                <w:color w:val="0F1115"/>
+                <w:spacing w:val="0"/>
+                <w:kern w:val="0"/>
+                <w:sz w:val="22"/>
+                <w:szCs w:val="22"/>
+                <w:lang w:val="en-US" w:eastAsia="zh-CN" w:bidi="ar"/>
+              </w:rPr>
+              <w:t>年</w:t>
+            </w:r>
+            <w:r>
+              <w:rPr>
+                <w:rFonts w:hint="eastAsia" w:ascii="Segoe UI" w:hAnsi="Segoe UI" w:eastAsia="Segoe UI" w:cs="Segoe UI"/>
+                <w:i w:val="0"/>
+                <w:iCs w:val="0"/>
+                <w:caps w:val="0"/>
+                <w:color w:val="0F1115"/>
+                <w:spacing w:val="0"/>
+                <w:kern w:val="0"/>
+                <w:sz w:val="22"/>
+                <w:szCs w:val="22"/>
+                <w:lang w:val="en-US" w:eastAsia="zh-CN" w:bidi="ar"/>
+              </w:rPr>
+              <w:t>10</w:t>
+            </w:r>
+            <w:r>
+              <w:rPr>
+                <w:rFonts w:hint="default" w:ascii="Segoe UI" w:hAnsi="Segoe UI" w:eastAsia="Segoe UI" w:cs="Segoe UI"/>
+                <w:i w:val="0"/>
+                <w:iCs w:val="0"/>
+                <w:caps w:val="0"/>
+                <w:color w:val="0F1115"/>
+                <w:spacing w:val="0"/>
+                <w:kern w:val="0"/>
+                <w:sz w:val="22"/>
+                <w:szCs w:val="22"/>
+                <w:lang w:val="en-US" w:eastAsia="zh-CN" w:bidi="ar"/>
+              </w:rPr>
+              <w:t>月31日</w:t>
             </w:r>
           </w:p>
         </w:tc>
@@ -3349,10 +2995,9 @@
                 <w:kern w:val="0"/>
                 <w:sz w:val="22"/>
                 <w:szCs w:val="22"/>
-                <w:bdr w:val="none" w:color="auto" w:sz="0" w:space="0"/>
-                <w:lang w:val="en-US" w:eastAsia="zh-CN" w:bidi="ar"/>
-              </w:rPr>
-              <w:t>关闭人</w:t>
+                <w:lang w:val="en-US" w:eastAsia="zh-CN" w:bidi="ar"/>
+              </w:rPr>
+              <w:t>实际解决时间</w:t>
             </w:r>
           </w:p>
         </w:tc>
@@ -3406,10 +3051,69 @@
                 <w:kern w:val="0"/>
                 <w:sz w:val="22"/>
                 <w:szCs w:val="22"/>
-                <w:bdr w:val="none" w:color="auto" w:sz="0" w:space="0"/>
-                <w:lang w:val="en-US" w:eastAsia="zh-CN" w:bidi="ar"/>
-              </w:rPr>
-              <w:t>赵川华</w:t>
+                <w:lang w:val="en-US" w:eastAsia="zh-CN" w:bidi="ar"/>
+              </w:rPr>
+              <w:t>202</w:t>
+            </w:r>
+            <w:r>
+              <w:rPr>
+                <w:rFonts w:hint="eastAsia" w:ascii="Segoe UI" w:hAnsi="Segoe UI" w:eastAsia="Segoe UI" w:cs="Segoe UI"/>
+                <w:i w:val="0"/>
+                <w:iCs w:val="0"/>
+                <w:caps w:val="0"/>
+                <w:color w:val="0F1115"/>
+                <w:spacing w:val="0"/>
+                <w:kern w:val="0"/>
+                <w:sz w:val="22"/>
+                <w:szCs w:val="22"/>
+                <w:lang w:val="en-US" w:eastAsia="zh-CN" w:bidi="ar"/>
+              </w:rPr>
+              <w:t>5</w:t>
+            </w:r>
+            <w:r>
+              <w:rPr>
+                <w:rFonts w:hint="default" w:ascii="Segoe UI" w:hAnsi="Segoe UI" w:eastAsia="Segoe UI" w:cs="Segoe UI"/>
+                <w:i w:val="0"/>
+                <w:iCs w:val="0"/>
+                <w:caps w:val="0"/>
+                <w:color w:val="0F1115"/>
+                <w:spacing w:val="0"/>
+                <w:kern w:val="0"/>
+                <w:sz w:val="22"/>
+                <w:szCs w:val="22"/>
+                <w:lang w:val="en-US" w:eastAsia="zh-CN" w:bidi="ar"/>
+              </w:rPr>
+              <w:t>年</w:t>
+            </w:r>
+            <w:r>
+              <w:rPr>
+                <w:rFonts w:hint="eastAsia" w:ascii="Segoe UI" w:hAnsi="Segoe UI" w:eastAsia="Segoe UI" w:cs="Segoe UI"/>
+                <w:i w:val="0"/>
+                <w:iCs w:val="0"/>
+                <w:caps w:val="0"/>
+                <w:color w:val="0F1115"/>
+                <w:spacing w:val="0"/>
+                <w:kern w:val="0"/>
+                <w:sz w:val="22"/>
+                <w:szCs w:val="22"/>
+                <w:lang w:val="en-US" w:eastAsia="zh-CN" w:bidi="ar"/>
+              </w:rPr>
+              <w:t>10</w:t>
+            </w:r>
+            <w:r>
+              <w:rPr>
+                <w:rFonts w:hint="default" w:ascii="Segoe UI" w:hAnsi="Segoe UI" w:eastAsia="Segoe UI" w:cs="Segoe UI"/>
+                <w:i w:val="0"/>
+                <w:iCs w:val="0"/>
+                <w:caps w:val="0"/>
+                <w:color w:val="0F1115"/>
+                <w:spacing w:val="0"/>
+                <w:kern w:val="0"/>
+                <w:sz w:val="22"/>
+                <w:szCs w:val="22"/>
+                <w:lang w:val="en-US" w:eastAsia="zh-CN" w:bidi="ar"/>
+              </w:rPr>
+              <w:t>月25日</w:t>
             </w:r>
           </w:p>
         </w:tc>
@@ -3442,6 +3146,618 @@
             <w:tcBorders>
               <w:top w:val="single" w:color="auto" w:sz="4" w:space="0"/>
               <w:left w:val="single" w:color="auto" w:sz="12" w:space="0"/>
+              <w:bottom w:val="nil"/>
+              <w:right w:val="nil"/>
+            </w:tcBorders>
+            <w:shd w:val="clear" w:color="auto" w:fill="FFFFFF"/>
+            <w:noWrap w:val="0"/>
+            <w:tcMar>
+              <w:top w:w="150" w:type="dxa"/>
+              <w:left w:w="-1" w:type="dxa"/>
+              <w:bottom w:w="150" w:type="dxa"/>
+              <w:right w:w="240" w:type="dxa"/>
+            </w:tcMar>
+            <w:vAlign w:val="center"/>
+          </w:tcPr>
+          <w:p>
+            <w:pPr>
+              <w:keepNext w:val="0"/>
+              <w:keepLines w:val="0"/>
+              <w:widowControl/>
+              <w:suppressLineNumbers w:val="0"/>
+              <w:snapToGrid w:val="0"/>
+              <w:spacing w:line="375" w:lineRule="atLeast"/>
+              <w:jc w:val="left"/>
+              <w:rPr>
+                <w:rFonts w:hint="default" w:ascii="Segoe UI" w:hAnsi="Segoe UI" w:eastAsia="Segoe UI" w:cs="Segoe UI"/>
+                <w:i w:val="0"/>
+                <w:iCs w:val="0"/>
+                <w:caps w:val="0"/>
+                <w:color w:val="0F1115"/>
+                <w:spacing w:val="0"/>
+                <w:sz w:val="22"/>
+                <w:szCs w:val="22"/>
+              </w:rPr>
+            </w:pPr>
+            <w:r>
+              <w:rPr>
+                <w:rStyle w:val="4"/>
+                <w:rFonts w:hint="default" w:ascii="Segoe UI" w:hAnsi="Segoe UI" w:eastAsia="Segoe UI" w:cs="Segoe UI"/>
+                <w:b/>
+                <w:bCs/>
+                <w:i w:val="0"/>
+                <w:iCs w:val="0"/>
+                <w:caps w:val="0"/>
+                <w:color w:val="0F1115"/>
+                <w:spacing w:val="0"/>
+                <w:kern w:val="0"/>
+                <w:sz w:val="22"/>
+                <w:szCs w:val="22"/>
+                <w:lang w:val="en-US" w:eastAsia="zh-CN" w:bidi="ar"/>
+              </w:rPr>
+              <w:t>验证人</w:t>
+            </w:r>
+          </w:p>
+        </w:tc>
+        <w:tc>
+          <w:tcPr>
+            <w:tcW w:w="6880" w:type="dxa"/>
+            <w:tcBorders>
+              <w:top w:val="single" w:color="auto" w:sz="4" w:space="0"/>
+              <w:left w:val="single" w:color="auto" w:sz="4" w:space="0"/>
+              <w:bottom w:val="nil"/>
+              <w:right w:val="single" w:color="auto" w:sz="12" w:space="0"/>
+            </w:tcBorders>
+            <w:shd w:val="clear" w:color="auto" w:fill="FFFFFF"/>
+            <w:noWrap w:val="0"/>
+            <w:tcMar>
+              <w:top w:w="150" w:type="dxa"/>
+              <w:left w:w="240" w:type="dxa"/>
+              <w:bottom w:w="150" w:type="dxa"/>
+              <w:right w:w="-1" w:type="dxa"/>
+            </w:tcMar>
+            <w:vAlign w:val="center"/>
+          </w:tcPr>
+          <w:p>
+            <w:pPr>
+              <w:keepNext w:val="0"/>
+              <w:keepLines w:val="0"/>
+              <w:widowControl/>
+              <w:suppressLineNumbers w:val="0"/>
+              <w:snapToGrid w:val="0"/>
+              <w:spacing w:line="375" w:lineRule="atLeast"/>
+              <w:jc w:val="left"/>
+              <w:rPr>
+                <w:rFonts w:hint="default" w:ascii="Segoe UI" w:hAnsi="Segoe UI" w:eastAsia="Segoe UI" w:cs="Segoe UI"/>
+                <w:i w:val="0"/>
+                <w:iCs w:val="0"/>
+                <w:caps w:val="0"/>
+                <w:color w:val="0F1115"/>
+                <w:spacing w:val="0"/>
+                <w:sz w:val="22"/>
+                <w:szCs w:val="22"/>
+              </w:rPr>
+            </w:pPr>
+            <w:r>
+              <w:rPr>
+                <w:rFonts w:hint="default" w:ascii="Segoe UI" w:hAnsi="Segoe UI" w:eastAsia="Segoe UI" w:cs="Segoe UI"/>
+                <w:i w:val="0"/>
+                <w:iCs w:val="0"/>
+                <w:caps w:val="0"/>
+                <w:color w:val="0F1115"/>
+                <w:spacing w:val="0"/>
+                <w:kern w:val="0"/>
+                <w:sz w:val="22"/>
+                <w:szCs w:val="22"/>
+                <w:lang w:val="en-US" w:eastAsia="zh-CN" w:bidi="ar"/>
+              </w:rPr>
+              <w:t>张智宏</w:t>
+            </w:r>
+          </w:p>
+        </w:tc>
+      </w:tr>
+      <w:tr>
+        <w:tblPrEx>
+          <w:tblBorders>
+            <w:top w:val="none" w:color="auto" w:sz="0" w:space="0"/>
+            <w:left w:val="none" w:color="auto" w:sz="0" w:space="0"/>
+            <w:bottom w:val="none" w:color="auto" w:sz="0" w:space="0"/>
+            <w:right w:val="none" w:color="auto" w:sz="0" w:space="0"/>
+            <w:insideH w:val="none" w:color="auto" w:sz="0" w:space="0"/>
+            <w:insideV w:val="none" w:color="auto" w:sz="0" w:space="0"/>
+          </w:tblBorders>
+          <w:tblCellMar>
+            <w:top w:w="15" w:type="dxa"/>
+            <w:left w:w="15" w:type="dxa"/>
+            <w:bottom w:w="15" w:type="dxa"/>
+            <w:right w:w="15" w:type="dxa"/>
+          </w:tblCellMar>
+        </w:tblPrEx>
+        <w:trPr>
+          <w:trHeight w:val="0" w:hRule="atLeast"/>
+          <w:tblHeader/>
+          <w:jc w:val="center"/>
+        </w:trPr>
+        <w:tc>
+          <w:tcPr>
+            <w:tcW w:w="1190" w:type="dxa"/>
+            <w:tcBorders>
+              <w:top w:val="single" w:color="auto" w:sz="4" w:space="0"/>
+              <w:left w:val="single" w:color="auto" w:sz="12" w:space="0"/>
+              <w:bottom w:val="nil"/>
+              <w:right w:val="nil"/>
+            </w:tcBorders>
+            <w:shd w:val="clear" w:color="auto" w:fill="FFFFFF"/>
+            <w:noWrap w:val="0"/>
+            <w:tcMar>
+              <w:top w:w="150" w:type="dxa"/>
+              <w:left w:w="-1" w:type="dxa"/>
+              <w:bottom w:w="150" w:type="dxa"/>
+              <w:right w:w="240" w:type="dxa"/>
+            </w:tcMar>
+            <w:vAlign w:val="center"/>
+          </w:tcPr>
+          <w:p>
+            <w:pPr>
+              <w:keepNext w:val="0"/>
+              <w:keepLines w:val="0"/>
+              <w:widowControl/>
+              <w:suppressLineNumbers w:val="0"/>
+              <w:snapToGrid w:val="0"/>
+              <w:spacing w:line="375" w:lineRule="atLeast"/>
+              <w:jc w:val="left"/>
+              <w:rPr>
+                <w:rFonts w:hint="default" w:ascii="Segoe UI" w:hAnsi="Segoe UI" w:eastAsia="Segoe UI" w:cs="Segoe UI"/>
+                <w:i w:val="0"/>
+                <w:iCs w:val="0"/>
+                <w:caps w:val="0"/>
+                <w:color w:val="0F1115"/>
+                <w:spacing w:val="0"/>
+                <w:sz w:val="22"/>
+                <w:szCs w:val="22"/>
+              </w:rPr>
+            </w:pPr>
+            <w:r>
+              <w:rPr>
+                <w:rStyle w:val="4"/>
+                <w:rFonts w:hint="default" w:ascii="Segoe UI" w:hAnsi="Segoe UI" w:eastAsia="Segoe UI" w:cs="Segoe UI"/>
+                <w:b/>
+                <w:bCs/>
+                <w:i w:val="0"/>
+                <w:iCs w:val="0"/>
+                <w:caps w:val="0"/>
+                <w:color w:val="0F1115"/>
+                <w:spacing w:val="0"/>
+                <w:kern w:val="0"/>
+                <w:sz w:val="22"/>
+                <w:szCs w:val="22"/>
+                <w:lang w:val="en-US" w:eastAsia="zh-CN" w:bidi="ar"/>
+              </w:rPr>
+              <w:t>验证结果</w:t>
+            </w:r>
+          </w:p>
+        </w:tc>
+        <w:tc>
+          <w:tcPr>
+            <w:tcW w:w="6880" w:type="dxa"/>
+            <w:tcBorders>
+              <w:top w:val="single" w:color="auto" w:sz="4" w:space="0"/>
+              <w:left w:val="single" w:color="auto" w:sz="4" w:space="0"/>
+              <w:bottom w:val="nil"/>
+              <w:right w:val="single" w:color="auto" w:sz="12" w:space="0"/>
+            </w:tcBorders>
+            <w:shd w:val="clear" w:color="auto" w:fill="FFFFFF"/>
+            <w:noWrap w:val="0"/>
+            <w:tcMar>
+              <w:top w:w="150" w:type="dxa"/>
+              <w:left w:w="240" w:type="dxa"/>
+              <w:bottom w:w="150" w:type="dxa"/>
+              <w:right w:w="-1" w:type="dxa"/>
+            </w:tcMar>
+            <w:vAlign w:val="center"/>
+          </w:tcPr>
+          <w:p>
+            <w:pPr>
+              <w:keepNext w:val="0"/>
+              <w:keepLines w:val="0"/>
+              <w:widowControl/>
+              <w:suppressLineNumbers w:val="0"/>
+              <w:snapToGrid w:val="0"/>
+              <w:spacing w:line="375" w:lineRule="atLeast"/>
+              <w:jc w:val="left"/>
+              <w:rPr>
+                <w:rFonts w:hint="default" w:ascii="Segoe UI" w:hAnsi="Segoe UI" w:eastAsia="Segoe UI" w:cs="Segoe UI"/>
+                <w:i w:val="0"/>
+                <w:iCs w:val="0"/>
+                <w:caps w:val="0"/>
+                <w:color w:val="0F1115"/>
+                <w:spacing w:val="0"/>
+                <w:sz w:val="22"/>
+                <w:szCs w:val="22"/>
+              </w:rPr>
+            </w:pPr>
+            <w:r>
+              <w:rPr>
+                <w:rFonts w:hint="default" w:ascii="Segoe UI" w:hAnsi="Segoe UI" w:eastAsia="Segoe UI" w:cs="Segoe UI"/>
+                <w:i w:val="0"/>
+                <w:iCs w:val="0"/>
+                <w:caps w:val="0"/>
+                <w:color w:val="0F1115"/>
+                <w:spacing w:val="0"/>
+                <w:kern w:val="0"/>
+                <w:sz w:val="22"/>
+                <w:szCs w:val="22"/>
+                <w:lang w:val="en-US" w:eastAsia="zh-CN" w:bidi="ar"/>
+              </w:rPr>
+              <w:t>优化后连续运行3个月未再出现加载失败问题</w:t>
+            </w:r>
+          </w:p>
+        </w:tc>
+      </w:tr>
+      <w:tr>
+        <w:tblPrEx>
+          <w:tblBorders>
+            <w:top w:val="none" w:color="auto" w:sz="0" w:space="0"/>
+            <w:left w:val="none" w:color="auto" w:sz="0" w:space="0"/>
+            <w:bottom w:val="none" w:color="auto" w:sz="0" w:space="0"/>
+            <w:right w:val="none" w:color="auto" w:sz="0" w:space="0"/>
+            <w:insideH w:val="none" w:color="auto" w:sz="0" w:space="0"/>
+            <w:insideV w:val="none" w:color="auto" w:sz="0" w:space="0"/>
+          </w:tblBorders>
+          <w:tblCellMar>
+            <w:top w:w="15" w:type="dxa"/>
+            <w:left w:w="15" w:type="dxa"/>
+            <w:bottom w:w="15" w:type="dxa"/>
+            <w:right w:w="15" w:type="dxa"/>
+          </w:tblCellMar>
+        </w:tblPrEx>
+        <w:trPr>
+          <w:trHeight w:val="0" w:hRule="atLeast"/>
+          <w:tblHeader/>
+          <w:jc w:val="center"/>
+        </w:trPr>
+        <w:tc>
+          <w:tcPr>
+            <w:tcW w:w="1190" w:type="dxa"/>
+            <w:tcBorders>
+              <w:top w:val="single" w:color="auto" w:sz="4" w:space="0"/>
+              <w:left w:val="single" w:color="auto" w:sz="12" w:space="0"/>
+              <w:bottom w:val="nil"/>
+              <w:right w:val="nil"/>
+            </w:tcBorders>
+            <w:shd w:val="clear" w:color="auto" w:fill="FFFFFF"/>
+            <w:noWrap w:val="0"/>
+            <w:tcMar>
+              <w:top w:w="150" w:type="dxa"/>
+              <w:left w:w="-1" w:type="dxa"/>
+              <w:bottom w:w="150" w:type="dxa"/>
+              <w:right w:w="240" w:type="dxa"/>
+            </w:tcMar>
+            <w:vAlign w:val="center"/>
+          </w:tcPr>
+          <w:p>
+            <w:pPr>
+              <w:keepNext w:val="0"/>
+              <w:keepLines w:val="0"/>
+              <w:widowControl/>
+              <w:suppressLineNumbers w:val="0"/>
+              <w:snapToGrid w:val="0"/>
+              <w:spacing w:line="375" w:lineRule="atLeast"/>
+              <w:jc w:val="left"/>
+              <w:rPr>
+                <w:rFonts w:hint="default" w:ascii="Segoe UI" w:hAnsi="Segoe UI" w:eastAsia="Segoe UI" w:cs="Segoe UI"/>
+                <w:i w:val="0"/>
+                <w:iCs w:val="0"/>
+                <w:caps w:val="0"/>
+                <w:color w:val="0F1115"/>
+                <w:spacing w:val="0"/>
+                <w:sz w:val="22"/>
+                <w:szCs w:val="22"/>
+              </w:rPr>
+            </w:pPr>
+            <w:r>
+              <w:rPr>
+                <w:rStyle w:val="4"/>
+                <w:rFonts w:hint="default" w:ascii="Segoe UI" w:hAnsi="Segoe UI" w:eastAsia="Segoe UI" w:cs="Segoe UI"/>
+                <w:b/>
+                <w:bCs/>
+                <w:i w:val="0"/>
+                <w:iCs w:val="0"/>
+                <w:caps w:val="0"/>
+                <w:color w:val="0F1115"/>
+                <w:spacing w:val="0"/>
+                <w:kern w:val="0"/>
+                <w:sz w:val="22"/>
+                <w:szCs w:val="22"/>
+                <w:lang w:val="en-US" w:eastAsia="zh-CN" w:bidi="ar"/>
+              </w:rPr>
+              <w:t>关闭时间</w:t>
+            </w:r>
+          </w:p>
+        </w:tc>
+        <w:tc>
+          <w:tcPr>
+            <w:tcW w:w="6880" w:type="dxa"/>
+            <w:tcBorders>
+              <w:top w:val="single" w:color="auto" w:sz="4" w:space="0"/>
+              <w:left w:val="single" w:color="auto" w:sz="4" w:space="0"/>
+              <w:bottom w:val="nil"/>
+              <w:right w:val="single" w:color="auto" w:sz="12" w:space="0"/>
+            </w:tcBorders>
+            <w:shd w:val="clear" w:color="auto" w:fill="FFFFFF"/>
+            <w:noWrap w:val="0"/>
+            <w:tcMar>
+              <w:top w:w="150" w:type="dxa"/>
+              <w:left w:w="240" w:type="dxa"/>
+              <w:bottom w:w="150" w:type="dxa"/>
+              <w:right w:w="-1" w:type="dxa"/>
+            </w:tcMar>
+            <w:vAlign w:val="center"/>
+          </w:tcPr>
+          <w:p>
+            <w:pPr>
+              <w:keepNext w:val="0"/>
+              <w:keepLines w:val="0"/>
+              <w:widowControl/>
+              <w:suppressLineNumbers w:val="0"/>
+              <w:snapToGrid w:val="0"/>
+              <w:spacing w:line="375" w:lineRule="atLeast"/>
+              <w:jc w:val="left"/>
+              <w:rPr>
+                <w:rFonts w:hint="default" w:ascii="Segoe UI" w:hAnsi="Segoe UI" w:eastAsia="Segoe UI" w:cs="Segoe UI"/>
+                <w:i w:val="0"/>
+                <w:iCs w:val="0"/>
+                <w:caps w:val="0"/>
+                <w:color w:val="0F1115"/>
+                <w:spacing w:val="0"/>
+                <w:sz w:val="22"/>
+                <w:szCs w:val="22"/>
+              </w:rPr>
+            </w:pPr>
+            <w:r>
+              <w:rPr>
+                <w:rFonts w:hint="default" w:ascii="Segoe UI" w:hAnsi="Segoe UI" w:eastAsia="Segoe UI" w:cs="Segoe UI"/>
+                <w:i w:val="0"/>
+                <w:iCs w:val="0"/>
+                <w:caps w:val="0"/>
+                <w:color w:val="0F1115"/>
+                <w:spacing w:val="0"/>
+                <w:kern w:val="0"/>
+                <w:sz w:val="22"/>
+                <w:szCs w:val="22"/>
+                <w:lang w:val="en-US" w:eastAsia="zh-CN" w:bidi="ar"/>
+              </w:rPr>
+              <w:t>202</w:t>
+            </w:r>
+            <w:r>
+              <w:rPr>
+                <w:rFonts w:hint="eastAsia" w:ascii="Segoe UI" w:hAnsi="Segoe UI" w:eastAsia="Segoe UI" w:cs="Segoe UI"/>
+                <w:i w:val="0"/>
+                <w:iCs w:val="0"/>
+                <w:caps w:val="0"/>
+                <w:color w:val="0F1115"/>
+                <w:spacing w:val="0"/>
+                <w:kern w:val="0"/>
+                <w:sz w:val="22"/>
+                <w:szCs w:val="22"/>
+                <w:lang w:val="en-US" w:eastAsia="zh-CN" w:bidi="ar"/>
+              </w:rPr>
+              <w:t>5</w:t>
+            </w:r>
+            <w:r>
+              <w:rPr>
+                <w:rFonts w:hint="default" w:ascii="Segoe UI" w:hAnsi="Segoe UI" w:eastAsia="Segoe UI" w:cs="Segoe UI"/>
+                <w:i w:val="0"/>
+                <w:iCs w:val="0"/>
+                <w:caps w:val="0"/>
+                <w:color w:val="0F1115"/>
+                <w:spacing w:val="0"/>
+                <w:kern w:val="0"/>
+                <w:sz w:val="22"/>
+                <w:szCs w:val="22"/>
+                <w:lang w:val="en-US" w:eastAsia="zh-CN" w:bidi="ar"/>
+              </w:rPr>
+              <w:t>年</w:t>
+            </w:r>
+            <w:r>
+              <w:rPr>
+                <w:rFonts w:hint="eastAsia" w:ascii="Segoe UI" w:hAnsi="Segoe UI" w:eastAsia="Segoe UI" w:cs="Segoe UI"/>
+                <w:i w:val="0"/>
+                <w:iCs w:val="0"/>
+                <w:caps w:val="0"/>
+                <w:color w:val="0F1115"/>
+                <w:spacing w:val="0"/>
+                <w:kern w:val="0"/>
+                <w:sz w:val="22"/>
+                <w:szCs w:val="22"/>
+                <w:lang w:val="en-US" w:eastAsia="zh-CN" w:bidi="ar"/>
+              </w:rPr>
+              <w:t>10</w:t>
+            </w:r>
+            <w:r>
+              <w:rPr>
+                <w:rFonts w:hint="default" w:ascii="Segoe UI" w:hAnsi="Segoe UI" w:eastAsia="Segoe UI" w:cs="Segoe UI"/>
+                <w:i w:val="0"/>
+                <w:iCs w:val="0"/>
+                <w:caps w:val="0"/>
+                <w:color w:val="0F1115"/>
+                <w:spacing w:val="0"/>
+                <w:kern w:val="0"/>
+                <w:sz w:val="22"/>
+                <w:szCs w:val="22"/>
+                <w:lang w:val="en-US" w:eastAsia="zh-CN" w:bidi="ar"/>
+              </w:rPr>
+              <w:t>月25日</w:t>
+            </w:r>
+          </w:p>
+        </w:tc>
+      </w:tr>
+      <w:tr>
+        <w:tblPrEx>
+          <w:tblBorders>
+            <w:top w:val="none" w:color="auto" w:sz="0" w:space="0"/>
+            <w:left w:val="none" w:color="auto" w:sz="0" w:space="0"/>
+            <w:bottom w:val="none" w:color="auto" w:sz="0" w:space="0"/>
+            <w:right w:val="none" w:color="auto" w:sz="0" w:space="0"/>
+            <w:insideH w:val="none" w:color="auto" w:sz="0" w:space="0"/>
+            <w:insideV w:val="none" w:color="auto" w:sz="0" w:space="0"/>
+          </w:tblBorders>
+          <w:tblCellMar>
+            <w:top w:w="15" w:type="dxa"/>
+            <w:left w:w="15" w:type="dxa"/>
+            <w:bottom w:w="15" w:type="dxa"/>
+            <w:right w:w="15" w:type="dxa"/>
+          </w:tblCellMar>
+        </w:tblPrEx>
+        <w:trPr>
+          <w:trHeight w:val="0" w:hRule="atLeast"/>
+          <w:tblHeader/>
+          <w:jc w:val="center"/>
+        </w:trPr>
+        <w:tc>
+          <w:tcPr>
+            <w:tcW w:w="1190" w:type="dxa"/>
+            <w:tcBorders>
+              <w:top w:val="single" w:color="auto" w:sz="4" w:space="0"/>
+              <w:left w:val="single" w:color="auto" w:sz="12" w:space="0"/>
+              <w:bottom w:val="nil"/>
+              <w:right w:val="nil"/>
+            </w:tcBorders>
+            <w:shd w:val="clear" w:color="auto" w:fill="FFFFFF"/>
+            <w:noWrap w:val="0"/>
+            <w:tcMar>
+              <w:top w:w="150" w:type="dxa"/>
+              <w:left w:w="-1" w:type="dxa"/>
+              <w:bottom w:w="150" w:type="dxa"/>
+              <w:right w:w="240" w:type="dxa"/>
+            </w:tcMar>
+            <w:vAlign w:val="center"/>
+          </w:tcPr>
+          <w:p>
+            <w:pPr>
+              <w:keepNext w:val="0"/>
+              <w:keepLines w:val="0"/>
+              <w:widowControl/>
+              <w:suppressLineNumbers w:val="0"/>
+              <w:snapToGrid w:val="0"/>
+              <w:spacing w:line="375" w:lineRule="atLeast"/>
+              <w:jc w:val="left"/>
+              <w:rPr>
+                <w:rFonts w:hint="default" w:ascii="Segoe UI" w:hAnsi="Segoe UI" w:eastAsia="Segoe UI" w:cs="Segoe UI"/>
+                <w:i w:val="0"/>
+                <w:iCs w:val="0"/>
+                <w:caps w:val="0"/>
+                <w:color w:val="0F1115"/>
+                <w:spacing w:val="0"/>
+                <w:sz w:val="22"/>
+                <w:szCs w:val="22"/>
+              </w:rPr>
+            </w:pPr>
+            <w:r>
+              <w:rPr>
+                <w:rStyle w:val="4"/>
+                <w:rFonts w:hint="default" w:ascii="Segoe UI" w:hAnsi="Segoe UI" w:eastAsia="Segoe UI" w:cs="Segoe UI"/>
+                <w:b/>
+                <w:bCs/>
+                <w:i w:val="0"/>
+                <w:iCs w:val="0"/>
+                <w:caps w:val="0"/>
+                <w:color w:val="0F1115"/>
+                <w:spacing w:val="0"/>
+                <w:kern w:val="0"/>
+                <w:sz w:val="22"/>
+                <w:szCs w:val="22"/>
+                <w:lang w:val="en-US" w:eastAsia="zh-CN" w:bidi="ar"/>
+              </w:rPr>
+              <w:t>关闭人</w:t>
+            </w:r>
+          </w:p>
+        </w:tc>
+        <w:tc>
+          <w:tcPr>
+            <w:tcW w:w="6880" w:type="dxa"/>
+            <w:tcBorders>
+              <w:top w:val="single" w:color="auto" w:sz="4" w:space="0"/>
+              <w:left w:val="single" w:color="auto" w:sz="4" w:space="0"/>
+              <w:bottom w:val="nil"/>
+              <w:right w:val="single" w:color="auto" w:sz="12" w:space="0"/>
+            </w:tcBorders>
+            <w:shd w:val="clear" w:color="auto" w:fill="FFFFFF"/>
+            <w:noWrap w:val="0"/>
+            <w:tcMar>
+              <w:top w:w="150" w:type="dxa"/>
+              <w:left w:w="240" w:type="dxa"/>
+              <w:bottom w:w="150" w:type="dxa"/>
+              <w:right w:w="-1" w:type="dxa"/>
+            </w:tcMar>
+            <w:vAlign w:val="center"/>
+          </w:tcPr>
+          <w:p>
+            <w:pPr>
+              <w:keepNext w:val="0"/>
+              <w:keepLines w:val="0"/>
+              <w:widowControl/>
+              <w:suppressLineNumbers w:val="0"/>
+              <w:snapToGrid w:val="0"/>
+              <w:spacing w:line="375" w:lineRule="atLeast"/>
+              <w:jc w:val="left"/>
+              <w:rPr>
+                <w:rFonts w:hint="default" w:ascii="Segoe UI" w:hAnsi="Segoe UI" w:eastAsia="Segoe UI" w:cs="Segoe UI"/>
+                <w:i w:val="0"/>
+                <w:iCs w:val="0"/>
+                <w:caps w:val="0"/>
+                <w:color w:val="0F1115"/>
+                <w:spacing w:val="0"/>
+                <w:sz w:val="22"/>
+                <w:szCs w:val="22"/>
+              </w:rPr>
+            </w:pPr>
+            <w:r>
+              <w:rPr>
+                <w:rFonts w:hint="default" w:ascii="Segoe UI" w:hAnsi="Segoe UI" w:eastAsia="Segoe UI" w:cs="Segoe UI"/>
+                <w:i w:val="0"/>
+                <w:iCs w:val="0"/>
+                <w:caps w:val="0"/>
+                <w:color w:val="0F1115"/>
+                <w:spacing w:val="0"/>
+                <w:kern w:val="0"/>
+                <w:sz w:val="22"/>
+                <w:szCs w:val="22"/>
+                <w:lang w:val="en-US" w:eastAsia="zh-CN" w:bidi="ar"/>
+              </w:rPr>
+              <w:t>赵川华</w:t>
+            </w:r>
+          </w:p>
+        </w:tc>
+      </w:tr>
+      <w:tr>
+        <w:tblPrEx>
+          <w:tblBorders>
+            <w:top w:val="none" w:color="auto" w:sz="0" w:space="0"/>
+            <w:left w:val="none" w:color="auto" w:sz="0" w:space="0"/>
+            <w:bottom w:val="none" w:color="auto" w:sz="0" w:space="0"/>
+            <w:right w:val="none" w:color="auto" w:sz="0" w:space="0"/>
+            <w:insideH w:val="none" w:color="auto" w:sz="0" w:space="0"/>
+            <w:insideV w:val="none" w:color="auto" w:sz="0" w:space="0"/>
+          </w:tblBorders>
+          <w:tblCellMar>
+            <w:top w:w="15" w:type="dxa"/>
+            <w:left w:w="15" w:type="dxa"/>
+            <w:bottom w:w="15" w:type="dxa"/>
+            <w:right w:w="15" w:type="dxa"/>
+          </w:tblCellMar>
+        </w:tblPrEx>
+        <w:trPr>
+          <w:trHeight w:val="0" w:hRule="atLeast"/>
+          <w:tblHeader/>
+          <w:jc w:val="center"/>
+        </w:trPr>
+        <w:tc>
+          <w:tcPr>
+            <w:tcW w:w="1190" w:type="dxa"/>
+            <w:tcBorders>
+              <w:top w:val="single" w:color="auto" w:sz="4" w:space="0"/>
+              <w:left w:val="single" w:color="auto" w:sz="12" w:space="0"/>
               <w:bottom w:val="single" w:color="auto" w:sz="12" w:space="0"/>
               <w:right w:val="nil"/>
             </w:tcBorders>
@@ -3489,7 +3805,6 @@
                 <w:kern w:val="0"/>
                 <w:sz w:val="22"/>
                 <w:szCs w:val="22"/>
-                <w:bdr w:val="none" w:color="auto" w:sz="0" w:space="0"/>
                 <w:lang w:val="en-US" w:eastAsia="zh-CN" w:bidi="ar"/>
               </w:rPr>
               <w:t>备注</w:t>
@@ -3546,7 +3861,6 @@
                 <w:kern w:val="0"/>
                 <w:sz w:val="22"/>
                 <w:szCs w:val="22"/>
-                <w:bdr w:val="none" w:color="auto" w:sz="0" w:space="0"/>
                 <w:lang w:val="en-US" w:eastAsia="zh-CN" w:bidi="ar"/>
               </w:rPr>
               <w:t>-</w:t>
@@ -3642,7 +3956,7 @@
     <w:lsdException w:qFormat="1" w:unhideWhenUsed="0" w:uiPriority="0" w:semiHidden="0" w:name="Title"/>
     <w:lsdException w:unhideWhenUsed="0" w:uiPriority="0" w:semiHidden="0" w:name="Closing"/>
     <w:lsdException w:unhideWhenUsed="0" w:uiPriority="0" w:semiHidden="0" w:name="Signature"/>
-    <w:lsdException w:unhideWhenUsed="0" w:uiPriority="0" w:name="Default Paragraph Font"/>
+    <w:lsdException w:qFormat="1" w:unhideWhenUsed="0" w:uiPriority="0" w:name="Default Paragraph Font"/>
     <w:lsdException w:unhideWhenUsed="0" w:uiPriority="0" w:semiHidden="0" w:name="Body Text"/>
     <w:lsdException w:unhideWhenUsed="0" w:uiPriority="0" w:semiHidden="0" w:name="Body Text Indent"/>
     <w:lsdException w:unhideWhenUsed="0" w:uiPriority="0" w:semiHidden="0" w:name="List Continue"/>
@@ -3680,7 +3994,7 @@
     <w:lsdException w:unhideWhenUsed="0" w:uiPriority="0" w:semiHidden="0" w:name="HTML Sample"/>
     <w:lsdException w:unhideWhenUsed="0" w:uiPriority="0" w:semiHidden="0" w:name="HTML Typewriter"/>
     <w:lsdException w:unhideWhenUsed="0" w:uiPriority="0" w:semiHidden="0" w:name="HTML Variable"/>
-    <w:lsdException w:unhideWhenUsed="0" w:uiPriority="0" w:name="Normal Table"/>
+    <w:lsdException w:qFormat="1" w:unhideWhenUsed="0" w:uiPriority="0" w:name="Normal Table"/>
     <w:lsdException w:unhideWhenUsed="0" w:uiPriority="0" w:semiHidden="0" w:name="annotation subject"/>
     <w:lsdException w:unhideWhenUsed="0" w:uiPriority="0" w:semiHidden="0" w:name="Table Simple 1"/>
     <w:lsdException w:unhideWhenUsed="0" w:uiPriority="0" w:semiHidden="0" w:name="Table Simple 2"/>
@@ -3845,11 +4159,13 @@
   <w:style w:type="character" w:default="1" w:styleId="3">
     <w:name w:val="Default Paragraph Font"/>
     <w:semiHidden/>
+    <w:qFormat/>
     <w:uiPriority w:val="0"/>
   </w:style>
   <w:style w:type="table" w:default="1" w:styleId="2">
     <w:name w:val="Normal Table"/>
     <w:semiHidden/>
+    <w:qFormat/>
     <w:uiPriority w:val="0"/>
     <w:tblPr>
       <w:tblCellMar>
